--- a/立即到岗-湖南大学(985)-计算机硕士-叶子钰.docx
+++ b/立即到岗-湖南大学(985)-计算机硕士-叶子钰.docx
@@ -124,16 +124,7 @@
           <w:color w:val="595959" w:themeColor="text1" w:themeTint="A6"/>
           <w:spacing w:val="-4"/>
         </w:rPr>
-        <w:t>1</w:t>
-      </w:r>
-      <w:r>
-        <w:rPr>
-          <w:b w:val="0"/>
-          <w:bCs w:val="0"/>
-          <w:color w:val="595959" w:themeColor="text1" w:themeTint="A6"/>
-          <w:spacing w:val="-4"/>
-        </w:rPr>
-        <w:t>8784066583</w:t>
+        <w:t>18784066583</w:t>
       </w:r>
       <w:r>
         <w:rPr>
@@ -520,7 +511,7 @@
       <w:pPr>
         <w:tabs>
           <w:tab w:val="left" w:pos="5444"/>
-          <w:tab w:val="left" w:pos="8545"/>
+          <w:tab w:val="left" w:pos="9133"/>
         </w:tabs>
         <w:spacing w:line="388" w:lineRule="exact"/>
         <w:ind w:left="144"/>
@@ -546,6 +537,14 @@
           <w:spacing w:val="-6"/>
         </w:rPr>
         <w:t xml:space="preserve">｜硕士（保研）   </w:t>
+      </w:r>
+      <w:r>
+        <w:rPr>
+          <w:b/>
+          <w:color w:val="595959" w:themeColor="text1" w:themeTint="A6"/>
+          <w:spacing w:val="-6"/>
+        </w:rPr>
+        <w:t xml:space="preserve">  </w:t>
       </w:r>
       <w:r>
         <w:rPr>
@@ -661,49 +660,7 @@
           <w:spacing w:val="-14"/>
           <w:sz w:val="20"/>
         </w:rPr>
-        <w:t xml:space="preserve"> </w:t>
-      </w:r>
-      <w:r>
-        <w:rPr>
-          <w:b/>
-          <w:color w:val="595959" w:themeColor="text1" w:themeTint="A6"/>
-          <w:sz w:val="20"/>
-        </w:rPr>
-        <w:t>年</w:t>
-      </w:r>
-      <w:r>
-        <w:rPr>
-          <w:b/>
-          <w:color w:val="595959" w:themeColor="text1" w:themeTint="A6"/>
-          <w:spacing w:val="-14"/>
-          <w:sz w:val="20"/>
-        </w:rPr>
-        <w:t xml:space="preserve"> </w:t>
-      </w:r>
-      <w:r>
-        <w:rPr>
-          <w:b/>
-          <w:color w:val="595959" w:themeColor="text1" w:themeTint="A6"/>
-          <w:sz w:val="20"/>
-        </w:rPr>
-        <w:t>09</w:t>
-      </w:r>
-      <w:r>
-        <w:rPr>
-          <w:b/>
-          <w:color w:val="595959" w:themeColor="text1" w:themeTint="A6"/>
-          <w:spacing w:val="-12"/>
-          <w:sz w:val="20"/>
-        </w:rPr>
-        <w:t xml:space="preserve"> </w:t>
-      </w:r>
-      <w:r>
-        <w:rPr>
-          <w:b/>
-          <w:color w:val="595959" w:themeColor="text1" w:themeTint="A6"/>
-          <w:sz w:val="20"/>
-        </w:rPr>
-        <w:t>月</w:t>
+        <w:t>.09</w:t>
       </w:r>
       <w:r>
         <w:rPr>
@@ -903,7 +860,7 @@
       <w:pPr>
         <w:tabs>
           <w:tab w:val="left" w:pos="5305"/>
-          <w:tab w:val="left" w:pos="7705"/>
+          <w:tab w:val="left" w:pos="8793"/>
         </w:tabs>
         <w:spacing w:before="8"/>
         <w:ind w:left="144"/>
@@ -1027,6 +984,15 @@
           <w:spacing w:val="-15"/>
           <w:sz w:val="20"/>
         </w:rPr>
+        <w:t>.09</w:t>
+      </w:r>
+      <w:r>
+        <w:rPr>
+          <w:b/>
+          <w:color w:val="595959" w:themeColor="text1" w:themeTint="A6"/>
+          <w:spacing w:val="31"/>
+          <w:sz w:val="20"/>
+        </w:rPr>
         <w:t xml:space="preserve"> </w:t>
       </w:r>
       <w:r>
@@ -1035,7 +1001,7 @@
           <w:color w:val="595959" w:themeColor="text1" w:themeTint="A6"/>
           <w:sz w:val="20"/>
         </w:rPr>
-        <w:t>年</w:t>
+        <w:t>–</w:t>
       </w:r>
       <w:r>
         <w:rPr>
@@ -1052,110 +1018,7 @@
           <w:color w:val="595959" w:themeColor="text1" w:themeTint="A6"/>
           <w:sz w:val="20"/>
         </w:rPr>
-        <w:t>09</w:t>
-      </w:r>
-      <w:r>
-        <w:rPr>
-          <w:b/>
-          <w:color w:val="595959" w:themeColor="text1" w:themeTint="A6"/>
-          <w:spacing w:val="-15"/>
-          <w:sz w:val="20"/>
-        </w:rPr>
-        <w:t xml:space="preserve"> </w:t>
-      </w:r>
-      <w:r>
-        <w:rPr>
-          <w:b/>
-          <w:color w:val="595959" w:themeColor="text1" w:themeTint="A6"/>
-          <w:sz w:val="20"/>
-        </w:rPr>
-        <w:t>月</w:t>
-      </w:r>
-      <w:r>
-        <w:rPr>
-          <w:b/>
-          <w:color w:val="595959" w:themeColor="text1" w:themeTint="A6"/>
-          <w:spacing w:val="31"/>
-          <w:sz w:val="20"/>
-        </w:rPr>
-        <w:t xml:space="preserve"> </w:t>
-      </w:r>
-      <w:r>
-        <w:rPr>
-          <w:b/>
-          <w:color w:val="595959" w:themeColor="text1" w:themeTint="A6"/>
-          <w:sz w:val="20"/>
-        </w:rPr>
-        <w:t>-</w:t>
-      </w:r>
-      <w:r>
-        <w:rPr>
-          <w:b/>
-          <w:color w:val="595959" w:themeColor="text1" w:themeTint="A6"/>
-          <w:spacing w:val="-15"/>
-          <w:sz w:val="20"/>
-        </w:rPr>
-        <w:t xml:space="preserve"> </w:t>
-      </w:r>
-      <w:r>
-        <w:rPr>
-          <w:b/>
-          <w:color w:val="595959" w:themeColor="text1" w:themeTint="A6"/>
-          <w:sz w:val="20"/>
-        </w:rPr>
-        <w:t>2024</w:t>
-      </w:r>
-      <w:r>
-        <w:rPr>
-          <w:b/>
-          <w:color w:val="595959" w:themeColor="text1" w:themeTint="A6"/>
-          <w:spacing w:val="-14"/>
-          <w:sz w:val="20"/>
-        </w:rPr>
-        <w:t xml:space="preserve"> </w:t>
-      </w:r>
-      <w:r>
-        <w:rPr>
-          <w:b/>
-          <w:color w:val="595959" w:themeColor="text1" w:themeTint="A6"/>
-          <w:sz w:val="20"/>
-        </w:rPr>
-        <w:t>年</w:t>
-      </w:r>
-      <w:r>
-        <w:rPr>
-          <w:b/>
-          <w:color w:val="595959" w:themeColor="text1" w:themeTint="A6"/>
-          <w:spacing w:val="-12"/>
-          <w:sz w:val="20"/>
-        </w:rPr>
-        <w:t xml:space="preserve"> </w:t>
-      </w:r>
-      <w:r>
-        <w:rPr>
-          <w:b/>
-          <w:color w:val="595959" w:themeColor="text1" w:themeTint="A6"/>
-          <w:sz w:val="20"/>
-        </w:rPr>
-        <w:t>06</w:t>
-      </w:r>
-      <w:r>
-        <w:rPr>
-          <w:b/>
-          <w:color w:val="595959" w:themeColor="text1" w:themeTint="A6"/>
-          <w:spacing w:val="-15"/>
-          <w:sz w:val="20"/>
-        </w:rPr>
-        <w:t xml:space="preserve"> </w:t>
-      </w:r>
-      <w:r>
-        <w:rPr>
-          <w:b/>
-          <w:color w:val="595959" w:themeColor="text1" w:themeTint="A6"/>
-          <w:spacing w:val="-10"/>
-          <w:sz w:val="20"/>
-        </w:rPr>
-        <w:t>月</w:t>
+        <w:t>2024.06</w:t>
       </w:r>
     </w:p>
     <w:p>
@@ -1731,8 +1594,8 @@
       <w:pPr>
         <w:pStyle w:val="1"/>
         <w:tabs>
-          <w:tab w:val="left" w:pos="8668"/>
-          <w:tab w:val="left" w:pos="8710"/>
+          <w:tab w:val="left" w:pos="8790"/>
+          <w:tab w:val="left" w:pos="8950"/>
         </w:tabs>
         <w:rPr>
           <w:color w:val="595959" w:themeColor="text1" w:themeTint="A6"/>
@@ -1757,18 +1620,29 @@
           <w:color w:val="595959" w:themeColor="text1" w:themeTint="A6"/>
         </w:rPr>
         <w:tab/>
+      </w:r>
+      <w:r>
+        <w:rPr>
+          <w:color w:val="595959" w:themeColor="text1" w:themeTint="A6"/>
+          <w:sz w:val="20"/>
+          <w:szCs w:val="20"/>
+        </w:rPr>
         <w:t>202</w:t>
       </w:r>
       <w:r>
         <w:rPr>
           <w:rFonts w:hint="eastAsia"/>
           <w:color w:val="595959" w:themeColor="text1" w:themeTint="A6"/>
+          <w:sz w:val="20"/>
+          <w:szCs w:val="20"/>
         </w:rPr>
         <w:t>6</w:t>
       </w:r>
       <w:r>
         <w:rPr>
           <w:color w:val="595959" w:themeColor="text1" w:themeTint="A6"/>
+          <w:sz w:val="20"/>
+          <w:szCs w:val="20"/>
         </w:rPr>
         <w:t>.0</w:t>
       </w:r>
@@ -1776,6 +1650,8 @@
         <w:rPr>
           <w:rFonts w:hint="eastAsia"/>
           <w:color w:val="595959" w:themeColor="text1" w:themeTint="A6"/>
+          <w:sz w:val="20"/>
+          <w:szCs w:val="20"/>
         </w:rPr>
         <w:t>1</w:t>
       </w:r>
@@ -1783,6 +1659,8 @@
         <w:rPr>
           <w:rFonts w:hint="eastAsia"/>
           <w:color w:val="595959" w:themeColor="text1" w:themeTint="A6"/>
+          <w:sz w:val="20"/>
+          <w:szCs w:val="20"/>
         </w:rPr>
         <w:t xml:space="preserve"> - </w:t>
       </w:r>
@@ -1790,6 +1668,8 @@
         <w:rPr>
           <w:color w:val="595959" w:themeColor="text1" w:themeTint="A6"/>
           <w:spacing w:val="-2"/>
+          <w:sz w:val="20"/>
+          <w:szCs w:val="20"/>
         </w:rPr>
         <w:t>202</w:t>
       </w:r>
@@ -1798,6 +1678,8 @@
           <w:rFonts w:hint="eastAsia"/>
           <w:color w:val="595959" w:themeColor="text1" w:themeTint="A6"/>
           <w:spacing w:val="-2"/>
+          <w:sz w:val="20"/>
+          <w:szCs w:val="20"/>
         </w:rPr>
         <w:t>6</w:t>
       </w:r>
@@ -1805,6 +1687,8 @@
         <w:rPr>
           <w:color w:val="595959" w:themeColor="text1" w:themeTint="A6"/>
           <w:spacing w:val="-2"/>
+          <w:sz w:val="20"/>
+          <w:szCs w:val="20"/>
         </w:rPr>
         <w:t>.</w:t>
       </w:r>
@@ -1813,6 +1697,8 @@
           <w:rFonts w:hint="eastAsia"/>
           <w:color w:val="595959" w:themeColor="text1" w:themeTint="A6"/>
           <w:spacing w:val="-2"/>
+          <w:sz w:val="20"/>
+          <w:szCs w:val="20"/>
         </w:rPr>
         <w:t>05</w:t>
       </w:r>
@@ -3212,7 +3098,7 @@
       <w:pPr>
         <w:pStyle w:val="1"/>
         <w:tabs>
-          <w:tab w:val="left" w:pos="8668"/>
+          <w:tab w:val="left" w:pos="9030"/>
         </w:tabs>
         <w:rPr>
           <w:color w:val="595959" w:themeColor="text1" w:themeTint="A6"/>
@@ -3249,6 +3135,13 @@
           <w:color w:val="595959" w:themeColor="text1" w:themeTint="A6"/>
         </w:rPr>
         <w:tab/>
+      </w:r>
+      <w:r>
+        <w:rPr>
+          <w:color w:val="595959" w:themeColor="text1" w:themeTint="A6"/>
+          <w:sz w:val="20"/>
+          <w:szCs w:val="20"/>
+        </w:rPr>
         <w:t>2025.07</w:t>
       </w:r>
       <w:r>
@@ -3256,6 +3149,8 @@
           <w:rFonts w:hint="eastAsia"/>
           <w:color w:val="595959" w:themeColor="text1" w:themeTint="A6"/>
           <w:spacing w:val="-17"/>
+          <w:sz w:val="20"/>
+          <w:szCs w:val="20"/>
         </w:rPr>
         <w:t xml:space="preserve"> - </w:t>
       </w:r>
@@ -3263,6 +3158,8 @@
         <w:rPr>
           <w:color w:val="595959" w:themeColor="text1" w:themeTint="A6"/>
           <w:spacing w:val="-2"/>
+          <w:sz w:val="20"/>
+          <w:szCs w:val="20"/>
         </w:rPr>
         <w:t>2025.11</w:t>
       </w:r>
@@ -3835,14 +3732,26 @@
       </w:r>
       <w:r>
         <w:rPr>
+          <w:rFonts w:ascii="Times New Roman" w:eastAsia="Times New Roman" w:hAnsi="Times New Roman"/>
+          <w:b w:val="0"/>
+          <w:color w:val="595959" w:themeColor="text1" w:themeTint="A6"/>
+        </w:rPr>
+        <w:t xml:space="preserve">  </w:t>
+      </w:r>
+      <w:r>
+        <w:rPr>
           <w:color w:val="595959" w:themeColor="text1" w:themeTint="A6"/>
           <w:spacing w:val="-2"/>
+          <w:sz w:val="20"/>
+          <w:szCs w:val="20"/>
         </w:rPr>
         <w:t xml:space="preserve">2024.04 </w:t>
       </w:r>
       <w:r>
         <w:rPr>
           <w:color w:val="595959" w:themeColor="text1" w:themeTint="A6"/>
+          <w:sz w:val="20"/>
+          <w:szCs w:val="20"/>
         </w:rPr>
         <w:t xml:space="preserve">- </w:t>
       </w:r>
@@ -3850,6 +3759,8 @@
         <w:rPr>
           <w:color w:val="595959" w:themeColor="text1" w:themeTint="A6"/>
           <w:spacing w:val="-2"/>
+          <w:sz w:val="20"/>
+          <w:szCs w:val="20"/>
         </w:rPr>
         <w:t>2024.07</w:t>
       </w:r>
@@ -3914,7 +3825,6 @@
         <w:spacing w:before="67"/>
         <w:ind w:right="620" w:firstLine="199"/>
         <w:rPr>
-          <w:rFonts w:hint="eastAsia"/>
           <w:color w:val="595959" w:themeColor="text1" w:themeTint="A6"/>
         </w:rPr>
       </w:pPr>
@@ -4368,7 +4278,6 @@
         <w:ind w:right="321"/>
         <w:jc w:val="both"/>
         <w:rPr>
-          <w:rFonts w:hint="eastAsia"/>
           <w:b/>
           <w:color w:val="575757"/>
           <w:spacing w:val="-2"/>
@@ -4656,7 +4565,29 @@
           <w:rFonts w:hint="eastAsia"/>
           <w:color w:val="595959" w:themeColor="text1" w:themeTint="A6"/>
         </w:rPr>
-        <w:t xml:space="preserve">                                                         独立完成</w:t>
+        <w:t xml:space="preserve">                                                        </w:t>
+      </w:r>
+      <w:r>
+        <w:rPr>
+          <w:color w:val="595959" w:themeColor="text1" w:themeTint="A6"/>
+        </w:rPr>
+        <w:t xml:space="preserve">  </w:t>
+      </w:r>
+      <w:r>
+        <w:rPr>
+          <w:rFonts w:hint="eastAsia"/>
+          <w:color w:val="595959" w:themeColor="text1" w:themeTint="A6"/>
+        </w:rPr>
+        <w:t xml:space="preserve"> </w:t>
+      </w:r>
+      <w:r>
+        <w:rPr>
+          <w:rFonts w:hint="eastAsia"/>
+          <w:color w:val="595959" w:themeColor="text1" w:themeTint="A6"/>
+          <w:sz w:val="20"/>
+          <w:szCs w:val="20"/>
+        </w:rPr>
+        <w:t>独立完成</w:t>
       </w:r>
     </w:p>
     <w:p>
@@ -6948,7 +6879,6 @@
         <w:spacing w:before="11" w:line="240" w:lineRule="auto"/>
         <w:ind w:left="691" w:hanging="442"/>
         <w:rPr>
-          <w:rFonts w:hint="eastAsia"/>
           <w:b w:val="0"/>
           <w:bCs w:val="0"/>
           <w:color w:val="595959" w:themeColor="text1" w:themeTint="A6"/>

--- a/立即到岗-湖南大学(985)-计算机硕士-叶子钰.docx
+++ b/立即到岗-湖南大学(985)-计算机硕士-叶子钰.docx
@@ -18,13 +18,13 @@
           <w:spacing w:val="-10"/>
         </w:rPr>
         <w:drawing>
-          <wp:anchor distT="0" distB="0" distL="114300" distR="114300" simplePos="0" relativeHeight="487591936" behindDoc="1" locked="0" layoutInCell="1" allowOverlap="1" wp14:anchorId="03A6B221" wp14:editId="6B33EC24">
+          <wp:anchor distT="0" distB="0" distL="114300" distR="114300" simplePos="0" relativeHeight="487591936" behindDoc="1" locked="0" layoutInCell="1" allowOverlap="1" wp14:anchorId="03A6B221" wp14:editId="04E5E367">
             <wp:simplePos x="0" y="0"/>
             <wp:positionH relativeFrom="column">
-              <wp:posOffset>5982868</wp:posOffset>
+              <wp:posOffset>5977211</wp:posOffset>
             </wp:positionH>
             <wp:positionV relativeFrom="paragraph">
-              <wp:posOffset>98425</wp:posOffset>
+              <wp:posOffset>-21590</wp:posOffset>
             </wp:positionV>
             <wp:extent cx="745490" cy="993775"/>
             <wp:effectExtent l="0" t="0" r="3810" b="0"/>
@@ -251,6 +251,15 @@
           <w:spacing w:val="-10"/>
           <w:sz w:val="20"/>
         </w:rPr>
+        <w:t>27毕业｜</w:t>
+      </w:r>
+      <w:r>
+        <w:rPr>
+          <w:rFonts w:hint="eastAsia"/>
+          <w:color w:val="595959" w:themeColor="text1" w:themeTint="A6"/>
+          <w:spacing w:val="-10"/>
+          <w:sz w:val="20"/>
+        </w:rPr>
         <w:t>中共党员</w:t>
       </w:r>
     </w:p>
@@ -272,16 +281,16 @@
         <mc:AlternateContent>
           <mc:Choice Requires="wpg">
             <w:drawing>
-              <wp:anchor distT="0" distB="0" distL="0" distR="0" simplePos="0" relativeHeight="487587840" behindDoc="1" locked="0" layoutInCell="1" allowOverlap="1" wp14:anchorId="701CFECF" wp14:editId="23683D64">
+              <wp:anchor distT="0" distB="0" distL="0" distR="0" simplePos="0" relativeHeight="487587840" behindDoc="1" locked="0" layoutInCell="1" allowOverlap="1" wp14:anchorId="701CFECF" wp14:editId="6EAAD79E">
                 <wp:simplePos x="0" y="0"/>
                 <wp:positionH relativeFrom="page">
-                  <wp:posOffset>481330</wp:posOffset>
+                  <wp:posOffset>480060</wp:posOffset>
                 </wp:positionH>
                 <wp:positionV relativeFrom="paragraph">
-                  <wp:posOffset>45703</wp:posOffset>
+                  <wp:posOffset>47625</wp:posOffset>
                 </wp:positionV>
-                <wp:extent cx="6696709" cy="289560"/>
-                <wp:effectExtent l="0" t="0" r="0" b="0"/>
+                <wp:extent cx="6742430" cy="289560"/>
+                <wp:effectExtent l="0" t="0" r="1270" b="2540"/>
                 <wp:wrapTopAndBottom/>
                 <wp:docPr id="4" name="Group 4"/>
                 <wp:cNvGraphicFramePr>
@@ -296,7 +305,7 @@
                       <wpg:grpSpPr>
                         <a:xfrm>
                           <a:off x="0" y="0"/>
-                          <a:ext cx="6696709" cy="289560"/>
+                          <a:ext cx="6742430" cy="289560"/>
                           <a:chOff x="0" y="0"/>
                           <a:chExt cx="6696709" cy="289560"/>
                         </a:xfrm>
@@ -459,12 +468,15 @@
                     </wpg:wgp>
                   </a:graphicData>
                 </a:graphic>
+                <wp14:sizeRelH relativeFrom="margin">
+                  <wp14:pctWidth>0</wp14:pctWidth>
+                </wp14:sizeRelH>
               </wp:anchor>
             </w:drawing>
           </mc:Choice>
           <mc:Fallback>
             <w:pict>
-              <v:group w14:anchorId="701CFECF" id="Group 4" o:spid="_x0000_s1026" style="position:absolute;margin-left:37.9pt;margin-top:3.6pt;width:527.3pt;height:22.8pt;z-index:-15728640;mso-wrap-distance-left:0;mso-wrap-distance-right:0;mso-position-horizontal-relative:page" coordsize="66967,2895" o:gfxdata="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">
+              <v:group w14:anchorId="701CFECF" id="Group 4" o:spid="_x0000_s1026" style="position:absolute;margin-left:37.8pt;margin-top:3.75pt;width:530.9pt;height:22.8pt;z-index:-15728640;mso-wrap-distance-left:0;mso-wrap-distance-right:0;mso-position-horizontal-relative:page;mso-width-relative:margin" coordsize="66967,2895" o:gfxdata="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">
                 <v:shape id="Graphic 5" o:spid="_x0000_s1027" style="position:absolute;left:2331;width:64561;height:2806;visibility:visible;mso-wrap-style:square;v-text-anchor:top" coordsize="6456045,280670" o:gfxdata="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" path="m6455664,l,,,280416r6455664,l6455664,xe" fillcolor="#f0f0f0" stroked="f">
                   <v:path arrowok="t"/>
                 </v:shape>
@@ -511,11 +523,12 @@
       <w:pPr>
         <w:tabs>
           <w:tab w:val="left" w:pos="5444"/>
-          <w:tab w:val="left" w:pos="9133"/>
+          <w:tab w:val="left" w:pos="8847"/>
         </w:tabs>
         <w:spacing w:line="388" w:lineRule="exact"/>
         <w:ind w:left="144"/>
         <w:rPr>
+          <w:rFonts w:hint="eastAsia"/>
           <w:b/>
           <w:color w:val="595959" w:themeColor="text1" w:themeTint="A6"/>
           <w:spacing w:val="-6"/>
@@ -651,6 +664,13 @@
           <w:sz w:val="20"/>
         </w:rPr>
         <w:tab/>
+      </w:r>
+      <w:r>
+        <w:rPr>
+          <w:b/>
+          <w:color w:val="595959" w:themeColor="text1" w:themeTint="A6"/>
+          <w:sz w:val="20"/>
+        </w:rPr>
         <w:t>2024</w:t>
       </w:r>
       <w:r>
@@ -677,7 +697,7 @@
           <w:color w:val="595959" w:themeColor="text1" w:themeTint="A6"/>
           <w:sz w:val="20"/>
         </w:rPr>
-        <w:t>-</w:t>
+        <w:t>–</w:t>
       </w:r>
       <w:r>
         <w:rPr>
@@ -690,20 +710,12 @@
       </w:r>
       <w:r>
         <w:rPr>
+          <w:rFonts w:hint="eastAsia"/>
           <w:b/>
           <w:color w:val="595959" w:themeColor="text1" w:themeTint="A6"/>
           <w:sz w:val="20"/>
         </w:rPr>
-        <w:t>至</w:t>
-      </w:r>
-      <w:r>
-        <w:rPr>
-          <w:b/>
-          <w:color w:val="595959" w:themeColor="text1" w:themeTint="A6"/>
-          <w:spacing w:val="-10"/>
-          <w:sz w:val="20"/>
-        </w:rPr>
-        <w:t>今</w:t>
+        <w:t>2027.06</w:t>
       </w:r>
     </w:p>
     <w:p>
@@ -860,7 +872,7 @@
       <w:pPr>
         <w:tabs>
           <w:tab w:val="left" w:pos="5305"/>
-          <w:tab w:val="left" w:pos="8793"/>
+          <w:tab w:val="left" w:pos="8907"/>
         </w:tabs>
         <w:spacing w:before="8"/>
         <w:ind w:left="144"/>
@@ -997,20 +1009,12 @@
       </w:r>
       <w:r>
         <w:rPr>
+          <w:rFonts w:hint="eastAsia"/>
           <w:b/>
           <w:color w:val="595959" w:themeColor="text1" w:themeTint="A6"/>
           <w:sz w:val="20"/>
         </w:rPr>
-        <w:t>–</w:t>
-      </w:r>
-      <w:r>
-        <w:rPr>
-          <w:b/>
-          <w:color w:val="595959" w:themeColor="text1" w:themeTint="A6"/>
-          <w:spacing w:val="-15"/>
-          <w:sz w:val="20"/>
-        </w:rPr>
-        <w:t xml:space="preserve"> </w:t>
+        <w:t xml:space="preserve">- </w:t>
       </w:r>
       <w:r>
         <w:rPr>
@@ -1359,16 +1363,16 @@
         <mc:AlternateContent>
           <mc:Choice Requires="wpg">
             <w:drawing>
-              <wp:anchor distT="0" distB="0" distL="0" distR="0" simplePos="0" relativeHeight="487588864" behindDoc="1" locked="0" layoutInCell="1" allowOverlap="1" wp14:anchorId="134596B3" wp14:editId="6FB2FCC8">
+              <wp:anchor distT="0" distB="0" distL="0" distR="0" simplePos="0" relativeHeight="487588864" behindDoc="1" locked="0" layoutInCell="1" allowOverlap="1" wp14:anchorId="134596B3" wp14:editId="35D4F05B">
                 <wp:simplePos x="0" y="0"/>
                 <wp:positionH relativeFrom="page">
-                  <wp:posOffset>481330</wp:posOffset>
+                  <wp:posOffset>480060</wp:posOffset>
                 </wp:positionH>
                 <wp:positionV relativeFrom="paragraph">
-                  <wp:posOffset>66174</wp:posOffset>
+                  <wp:posOffset>67945</wp:posOffset>
                 </wp:positionV>
-                <wp:extent cx="6696709" cy="280670"/>
-                <wp:effectExtent l="0" t="0" r="0" b="0"/>
+                <wp:extent cx="6852920" cy="280670"/>
+                <wp:effectExtent l="0" t="0" r="5080" b="0"/>
                 <wp:wrapTopAndBottom/>
                 <wp:docPr id="12" name="Group 12"/>
                 <wp:cNvGraphicFramePr>
@@ -1383,7 +1387,7 @@
                       <wpg:grpSpPr>
                         <a:xfrm>
                           <a:off x="0" y="0"/>
-                          <a:ext cx="6696709" cy="280670"/>
+                          <a:ext cx="6852920" cy="280670"/>
                           <a:chOff x="0" y="0"/>
                           <a:chExt cx="6696709" cy="280670"/>
                         </a:xfrm>
@@ -1546,12 +1550,15 @@
                     </wpg:wgp>
                   </a:graphicData>
                 </a:graphic>
+                <wp14:sizeRelH relativeFrom="margin">
+                  <wp14:pctWidth>0</wp14:pctWidth>
+                </wp14:sizeRelH>
               </wp:anchor>
             </w:drawing>
           </mc:Choice>
           <mc:Fallback>
             <w:pict>
-              <v:group w14:anchorId="134596B3" id="Group 12" o:spid="_x0000_s1030" style="position:absolute;margin-left:37.9pt;margin-top:5.2pt;width:527.3pt;height:22.1pt;z-index:-15727616;mso-wrap-distance-left:0;mso-wrap-distance-right:0;mso-position-horizontal-relative:page" coordsize="66967,2806" o:gfxdata="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">
+              <v:group w14:anchorId="134596B3" id="Group 12" o:spid="_x0000_s1030" style="position:absolute;margin-left:37.8pt;margin-top:5.35pt;width:539.6pt;height:22.1pt;z-index:-15727616;mso-wrap-distance-left:0;mso-wrap-distance-right:0;mso-position-horizontal-relative:page;mso-width-relative:margin" coordsize="66967,2806" o:gfxdata="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">
                 <v:shape id="Graphic 13" o:spid="_x0000_s1031" style="position:absolute;left:2331;width:64072;height:2806;visibility:visible;mso-wrap-style:square;v-text-anchor:top" coordsize="6407150,280670" o:gfxdata="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" path="m6406896,l,,,280416r6406896,l6406896,xe" fillcolor="#f0f0f0" stroked="f">
                   <v:path arrowok="t"/>
                 </v:shape>
@@ -1594,8 +1601,8 @@
       <w:pPr>
         <w:pStyle w:val="1"/>
         <w:tabs>
-          <w:tab w:val="left" w:pos="8790"/>
-          <w:tab w:val="left" w:pos="8950"/>
+          <w:tab w:val="left" w:pos="8970"/>
+          <w:tab w:val="left" w:pos="9070"/>
         </w:tabs>
         <w:rPr>
           <w:color w:val="595959" w:themeColor="text1" w:themeTint="A6"/>
@@ -3098,8 +3105,9 @@
       <w:pPr>
         <w:pStyle w:val="1"/>
         <w:tabs>
-          <w:tab w:val="left" w:pos="9030"/>
+          <w:tab w:val="left" w:pos="8950"/>
         </w:tabs>
+        <w:spacing w:line="240" w:lineRule="auto"/>
         <w:rPr>
           <w:color w:val="595959" w:themeColor="text1" w:themeTint="A6"/>
         </w:rPr>
@@ -3166,7 +3174,6 @@
     </w:p>
     <w:p>
       <w:pPr>
-        <w:spacing w:line="366" w:lineRule="exact"/>
         <w:ind w:left="249"/>
         <w:rPr>
           <w:b/>
@@ -3627,6 +3634,7 @@
         </w:tabs>
         <w:ind w:left="440" w:hanging="203"/>
         <w:rPr>
+          <w:rFonts w:hint="eastAsia"/>
           <w:color w:val="595959" w:themeColor="text1" w:themeTint="A6"/>
           <w:sz w:val="18"/>
         </w:rPr>
@@ -3690,9 +3698,10 @@
         <w:tabs>
           <w:tab w:val="right" w:pos="10638"/>
         </w:tabs>
-        <w:spacing w:before="289"/>
-        <w:ind w:left="220"/>
-        <w:rPr>
+        <w:spacing w:before="289" w:line="240" w:lineRule="auto"/>
+        <w:ind w:left="221"/>
+        <w:rPr>
+          <w:rFonts w:hint="eastAsia"/>
           <w:color w:val="595959" w:themeColor="text1" w:themeTint="A6"/>
         </w:rPr>
       </w:pPr>
@@ -3728,15 +3737,75 @@
           <w:b w:val="0"/>
           <w:color w:val="595959" w:themeColor="text1" w:themeTint="A6"/>
         </w:rPr>
+        <w:t xml:space="preserve">  </w:t>
+      </w:r>
+      <w:r>
+        <w:rPr>
+          <w:rFonts w:ascii="Times New Roman" w:eastAsia="Times New Roman" w:hAnsi="Times New Roman" w:hint="eastAsia"/>
+          <w:b w:val="0"/>
+          <w:color w:val="595959" w:themeColor="text1" w:themeTint="A6"/>
+        </w:rPr>
+        <w:t xml:space="preserve">                                  </w:t>
+      </w:r>
+      <w:r>
+        <w:rPr>
+          <w:rFonts w:ascii="Times New Roman" w:eastAsia="Times New Roman" w:hAnsi="Times New Roman"/>
+          <w:b w:val="0"/>
+          <w:color w:val="595959" w:themeColor="text1" w:themeTint="A6"/>
+        </w:rPr>
         <w:tab/>
       </w:r>
       <w:r>
         <w:rPr>
-          <w:rFonts w:ascii="Times New Roman" w:eastAsia="Times New Roman" w:hAnsi="Times New Roman"/>
+          <w:rFonts w:ascii="Times New Roman" w:eastAsia="Times New Roman" w:hAnsi="Times New Roman" w:hint="eastAsia"/>
           <w:b w:val="0"/>
           <w:color w:val="595959" w:themeColor="text1" w:themeTint="A6"/>
         </w:rPr>
         <w:t xml:space="preserve">  </w:t>
+      </w:r>
+      <w:r>
+        <w:rPr>
+          <w:color w:val="595959" w:themeColor="text1" w:themeTint="A6"/>
+          <w:sz w:val="20"/>
+          <w:szCs w:val="20"/>
+        </w:rPr>
+        <w:t>202</w:t>
+      </w:r>
+      <w:r>
+        <w:rPr>
+          <w:rFonts w:hint="eastAsia"/>
+          <w:color w:val="595959" w:themeColor="text1" w:themeTint="A6"/>
+          <w:sz w:val="20"/>
+          <w:szCs w:val="20"/>
+        </w:rPr>
+        <w:t>4</w:t>
+      </w:r>
+      <w:r>
+        <w:rPr>
+          <w:color w:val="595959" w:themeColor="text1" w:themeTint="A6"/>
+          <w:sz w:val="20"/>
+          <w:szCs w:val="20"/>
+        </w:rPr>
+        <w:t>.0</w:t>
+      </w:r>
+      <w:r>
+        <w:rPr>
+          <w:rFonts w:hint="eastAsia"/>
+          <w:color w:val="595959" w:themeColor="text1" w:themeTint="A6"/>
+          <w:sz w:val="20"/>
+          <w:szCs w:val="20"/>
+        </w:rPr>
+        <w:t>3</w:t>
+      </w:r>
+      <w:r>
+        <w:rPr>
+          <w:rFonts w:hint="eastAsia"/>
+          <w:color w:val="595959" w:themeColor="text1" w:themeTint="A6"/>
+          <w:spacing w:val="-17"/>
+          <w:sz w:val="20"/>
+          <w:szCs w:val="20"/>
+        </w:rPr>
+        <w:t xml:space="preserve"> - </w:t>
       </w:r>
       <w:r>
         <w:rPr>
@@ -3745,24 +3814,36 @@
           <w:sz w:val="20"/>
           <w:szCs w:val="20"/>
         </w:rPr>
-        <w:t xml:space="preserve">2024.04 </w:t>
-      </w:r>
-      <w:r>
-        <w:rPr>
-          <w:color w:val="595959" w:themeColor="text1" w:themeTint="A6"/>
-          <w:sz w:val="20"/>
-          <w:szCs w:val="20"/>
-        </w:rPr>
-        <w:t xml:space="preserve">- </w:t>
-      </w:r>
-      <w:r>
-        <w:rPr>
+        <w:t>202</w:t>
+      </w:r>
+      <w:r>
+        <w:rPr>
+          <w:rFonts w:hint="eastAsia"/>
           <w:color w:val="595959" w:themeColor="text1" w:themeTint="A6"/>
           <w:spacing w:val="-2"/>
           <w:sz w:val="20"/>
           <w:szCs w:val="20"/>
         </w:rPr>
-        <w:t>2024.07</w:t>
+        <w:t>4</w:t>
+      </w:r>
+      <w:r>
+        <w:rPr>
+          <w:color w:val="595959" w:themeColor="text1" w:themeTint="A6"/>
+          <w:spacing w:val="-2"/>
+          <w:sz w:val="20"/>
+          <w:szCs w:val="20"/>
+        </w:rPr>
+        <w:t>.</w:t>
+      </w:r>
+      <w:r>
+        <w:rPr>
+          <w:rFonts w:hint="eastAsia"/>
+          <w:color w:val="595959" w:themeColor="text1" w:themeTint="A6"/>
+          <w:spacing w:val="-2"/>
+          <w:sz w:val="20"/>
+          <w:szCs w:val="20"/>
+        </w:rPr>
+        <w:t>06</w:t>
       </w:r>
     </w:p>
     <w:p>
@@ -4552,42 +4633,74 @@
         <w:spacing w:before="11" w:line="392" w:lineRule="exact"/>
         <w:rPr>
           <w:color w:val="595959" w:themeColor="text1" w:themeTint="A6"/>
-        </w:rPr>
-      </w:pPr>
-      <w:r>
-        <w:rPr>
-          <w:color w:val="595959" w:themeColor="text1" w:themeTint="A6"/>
-        </w:rPr>
-        <w:t>基于 VLM 语义引导与多尺度专家混合的多模态目标重识别</w:t>
-      </w:r>
-      <w:r>
-        <w:rPr>
-          <w:rFonts w:hint="eastAsia"/>
-          <w:color w:val="595959" w:themeColor="text1" w:themeTint="A6"/>
-        </w:rPr>
-        <w:t xml:space="preserve">                                                        </w:t>
-      </w:r>
-      <w:r>
-        <w:rPr>
-          <w:color w:val="595959" w:themeColor="text1" w:themeTint="A6"/>
-        </w:rPr>
-        <w:t xml:space="preserve">  </w:t>
-      </w:r>
-      <w:r>
-        <w:rPr>
-          <w:rFonts w:hint="eastAsia"/>
-          <w:color w:val="595959" w:themeColor="text1" w:themeTint="A6"/>
-        </w:rPr>
-        <w:t xml:space="preserve"> </w:t>
-      </w:r>
-      <w:r>
-        <w:rPr>
-          <w:rFonts w:hint="eastAsia"/>
-          <w:color w:val="595959" w:themeColor="text1" w:themeTint="A6"/>
           <w:sz w:val="20"/>
           <w:szCs w:val="20"/>
         </w:rPr>
+      </w:pPr>
+      <w:r>
+        <w:rPr>
+          <w:color w:val="595959" w:themeColor="text1" w:themeTint="A6"/>
+        </w:rPr>
+        <w:t>基于 VLM 语义引导与多尺度专家混合的多模态目标重识别</w:t>
+      </w:r>
+      <w:r>
+        <w:rPr>
+          <w:rFonts w:hint="eastAsia"/>
+          <w:color w:val="595959" w:themeColor="text1" w:themeTint="A6"/>
+        </w:rPr>
+        <w:t xml:space="preserve">                                                        </w:t>
+      </w:r>
+      <w:r>
+        <w:rPr>
+          <w:color w:val="595959" w:themeColor="text1" w:themeTint="A6"/>
+        </w:rPr>
+        <w:t xml:space="preserve">  </w:t>
+      </w:r>
+      <w:r>
+        <w:rPr>
+          <w:rFonts w:hint="eastAsia"/>
+          <w:color w:val="595959" w:themeColor="text1" w:themeTint="A6"/>
+        </w:rPr>
+        <w:t xml:space="preserve"> </w:t>
+      </w:r>
+      <w:r>
+        <w:rPr>
+          <w:rFonts w:hint="eastAsia"/>
+          <w:color w:val="595959" w:themeColor="text1" w:themeTint="A6"/>
+          <w:sz w:val="20"/>
+          <w:szCs w:val="20"/>
+        </w:rPr>
         <w:t>独立完成</w:t>
+      </w:r>
+    </w:p>
+    <w:p>
+      <w:pPr>
+        <w:pStyle w:val="1"/>
+        <w:tabs>
+          <w:tab w:val="left" w:pos="9018"/>
+        </w:tabs>
+        <w:spacing w:before="11" w:line="240" w:lineRule="auto"/>
+        <w:rPr>
+          <w:rFonts w:ascii="SimHei" w:eastAsia="SimHei" w:hAnsi="SimHei" w:hint="eastAsia"/>
+          <w:b w:val="0"/>
+          <w:bCs w:val="0"/>
+          <w:color w:val="595959" w:themeColor="text1" w:themeTint="A6"/>
+          <w:sz w:val="18"/>
+          <w:szCs w:val="18"/>
+        </w:rPr>
+      </w:pPr>
+      <w:r>
+        <w:rPr>
+          <w:rFonts w:ascii="SimHei" w:eastAsia="SimHei" w:hAnsi="SimHei" w:hint="eastAsia"/>
+          <w:b w:val="0"/>
+          <w:bCs w:val="0"/>
+          <w:i/>
+          <w:iCs/>
+          <w:color w:val="595959" w:themeColor="text1" w:themeTint="A6"/>
+          <w:sz w:val="18"/>
+          <w:szCs w:val="18"/>
+        </w:rPr>
+        <w:t>专利一项</w:t>
       </w:r>
     </w:p>
     <w:p>
@@ -5861,6 +5974,7 @@
         </w:tabs>
         <w:spacing w:before="11" w:line="240" w:lineRule="auto"/>
         <w:rPr>
+          <w:rFonts w:ascii="SimHei" w:eastAsia="SimHei" w:hAnsi="SimHei"/>
           <w:b w:val="0"/>
           <w:bCs w:val="0"/>
           <w:i/>
@@ -5872,6 +5986,7 @@
       </w:pPr>
       <w:r>
         <w:rPr>
+          <w:rFonts w:ascii="SimHei" w:eastAsia="SimHei" w:hAnsi="SimHei"/>
           <w:b w:val="0"/>
           <w:bCs w:val="0"/>
           <w:i/>
@@ -5884,7 +5999,7 @@
       </w:r>
       <w:r>
         <w:rPr>
-          <w:rFonts w:hint="eastAsia"/>
+          <w:rFonts w:ascii="SimHei" w:eastAsia="SimHei" w:hAnsi="SimHei" w:hint="eastAsia"/>
           <w:b w:val="0"/>
           <w:bCs w:val="0"/>
           <w:i/>
@@ -5897,6 +6012,7 @@
       </w:r>
       <w:r>
         <w:rPr>
+          <w:rFonts w:ascii="SimHei" w:eastAsia="SimHei" w:hAnsi="SimHei"/>
           <w:b w:val="0"/>
           <w:bCs w:val="0"/>
           <w:i/>
@@ -5909,7 +6025,7 @@
       </w:r>
       <w:r>
         <w:rPr>
-          <w:rFonts w:hint="eastAsia"/>
+          <w:rFonts w:ascii="SimHei" w:eastAsia="SimHei" w:hAnsi="SimHei" w:hint="eastAsia"/>
           <w:b w:val="0"/>
           <w:bCs w:val="0"/>
           <w:i/>

--- a/立即到岗-湖南大学(985)-计算机硕士-叶子钰.docx
+++ b/立即到岗-湖南大学(985)-计算机硕士-叶子钰.docx
@@ -251,7 +251,25 @@
           <w:spacing w:val="-10"/>
           <w:sz w:val="20"/>
         </w:rPr>
-        <w:t>27毕业｜</w:t>
+        <w:t>27</w:t>
+      </w:r>
+      <w:r>
+        <w:rPr>
+          <w:rFonts w:hint="eastAsia"/>
+          <w:color w:val="595959" w:themeColor="text1" w:themeTint="A6"/>
+          <w:spacing w:val="-10"/>
+          <w:sz w:val="20"/>
+        </w:rPr>
+        <w:t>届</w:t>
+      </w:r>
+      <w:r>
+        <w:rPr>
+          <w:rFonts w:hint="eastAsia"/>
+          <w:color w:val="595959" w:themeColor="text1" w:themeTint="A6"/>
+          <w:spacing w:val="-10"/>
+          <w:sz w:val="20"/>
+        </w:rPr>
+        <w:t>｜</w:t>
       </w:r>
       <w:r>
         <w:rPr>
@@ -528,7 +546,6 @@
         <w:spacing w:line="388" w:lineRule="exact"/>
         <w:ind w:left="144"/>
         <w:rPr>
-          <w:rFonts w:hint="eastAsia"/>
           <w:b/>
           <w:color w:val="595959" w:themeColor="text1" w:themeTint="A6"/>
           <w:spacing w:val="-6"/>
@@ -1604,6 +1621,7 @@
           <w:tab w:val="left" w:pos="8970"/>
           <w:tab w:val="left" w:pos="9070"/>
         </w:tabs>
+        <w:spacing w:line="240" w:lineRule="auto"/>
         <w:rPr>
           <w:color w:val="595959" w:themeColor="text1" w:themeTint="A6"/>
         </w:rPr>
@@ -1716,6 +1734,7 @@
         <w:tabs>
           <w:tab w:val="left" w:pos="8668"/>
         </w:tabs>
+        <w:spacing w:line="240" w:lineRule="auto"/>
         <w:rPr>
           <w:color w:val="595959" w:themeColor="text1" w:themeTint="A6"/>
           <w:sz w:val="20"/>
@@ -3150,7 +3169,16 @@
           <w:sz w:val="20"/>
           <w:szCs w:val="20"/>
         </w:rPr>
-        <w:t>2025.07</w:t>
+        <w:t>2025.0</w:t>
+      </w:r>
+      <w:r>
+        <w:rPr>
+          <w:rFonts w:hint="eastAsia"/>
+          <w:color w:val="595959" w:themeColor="text1" w:themeTint="A6"/>
+          <w:sz w:val="20"/>
+          <w:szCs w:val="20"/>
+        </w:rPr>
+        <w:t>8</w:t>
       </w:r>
       <w:r>
         <w:rPr>
@@ -3634,7 +3662,6 @@
         </w:tabs>
         <w:ind w:left="440" w:hanging="203"/>
         <w:rPr>
-          <w:rFonts w:hint="eastAsia"/>
           <w:color w:val="595959" w:themeColor="text1" w:themeTint="A6"/>
           <w:sz w:val="18"/>
         </w:rPr>
@@ -3701,7 +3728,6 @@
         <w:spacing w:before="289" w:line="240" w:lineRule="auto"/>
         <w:ind w:left="221"/>
         <w:rPr>
-          <w:rFonts w:hint="eastAsia"/>
           <w:color w:val="595959" w:themeColor="text1" w:themeTint="A6"/>
         </w:rPr>
       </w:pPr>
@@ -3848,7 +3874,6 @@
     </w:p>
     <w:p>
       <w:pPr>
-        <w:spacing w:line="367" w:lineRule="exact"/>
         <w:ind w:left="199"/>
         <w:rPr>
           <w:b/>
@@ -4630,7 +4655,7 @@
         <w:tabs>
           <w:tab w:val="left" w:pos="9018"/>
         </w:tabs>
-        <w:spacing w:before="11" w:line="392" w:lineRule="exact"/>
+        <w:spacing w:before="11" w:line="240" w:lineRule="auto"/>
         <w:rPr>
           <w:color w:val="595959" w:themeColor="text1" w:themeTint="A6"/>
           <w:sz w:val="20"/>
@@ -4681,7 +4706,7 @@
         </w:tabs>
         <w:spacing w:before="11" w:line="240" w:lineRule="auto"/>
         <w:rPr>
-          <w:rFonts w:ascii="SimHei" w:eastAsia="SimHei" w:hAnsi="SimHei" w:hint="eastAsia"/>
+          <w:rFonts w:ascii="SimHei" w:eastAsia="SimHei" w:hAnsi="SimHei"/>
           <w:b w:val="0"/>
           <w:bCs w:val="0"/>
           <w:color w:val="595959" w:themeColor="text1" w:themeTint="A6"/>
@@ -5933,7 +5958,7 @@
         <w:tabs>
           <w:tab w:val="left" w:pos="9018"/>
         </w:tabs>
-        <w:spacing w:before="11" w:line="392" w:lineRule="exact"/>
+        <w:spacing w:before="11" w:line="240" w:lineRule="auto"/>
         <w:rPr>
           <w:color w:val="595959" w:themeColor="text1" w:themeTint="A6"/>
         </w:rPr>

--- a/立即到岗-湖南大学(985)-计算机硕士-叶子钰.docx
+++ b/立即到岗-湖南大学(985)-计算机硕士-叶子钰.docx
@@ -7,7 +7,7 @@
         <w:pStyle w:val="a3"/>
         <w:spacing w:before="96"/>
         <w:rPr>
-          <w:rFonts w:ascii="Times New Roman"/>
+          <w:rFonts w:ascii="Times New Roman" w:hint="eastAsia"/>
           <w:sz w:val="20"/>
         </w:rPr>
       </w:pPr>
@@ -18,17 +18,25 @@
           <w:spacing w:val="-10"/>
         </w:rPr>
         <w:drawing>
-          <wp:anchor distT="0" distB="0" distL="114300" distR="114300" simplePos="0" relativeHeight="487591936" behindDoc="1" locked="0" layoutInCell="1" allowOverlap="1" wp14:anchorId="03A6B221" wp14:editId="04E5E367">
+          <wp:anchor distT="0" distB="0" distL="114300" distR="114300" simplePos="0" relativeHeight="487591936" behindDoc="1" locked="0" layoutInCell="1" allowOverlap="1" wp14:anchorId="03A6B221" wp14:editId="268E8E52">
             <wp:simplePos x="0" y="0"/>
             <wp:positionH relativeFrom="column">
-              <wp:posOffset>5977211</wp:posOffset>
+              <wp:posOffset>6092825</wp:posOffset>
             </wp:positionH>
             <wp:positionV relativeFrom="paragraph">
-              <wp:posOffset>-21590</wp:posOffset>
+              <wp:posOffset>50979</wp:posOffset>
             </wp:positionV>
-            <wp:extent cx="745490" cy="993775"/>
-            <wp:effectExtent l="0" t="0" r="3810" b="0"/>
-            <wp:wrapSquare wrapText="bothSides"/>
+            <wp:extent cx="668020" cy="890270"/>
+            <wp:effectExtent l="0" t="0" r="5080" b="0"/>
+            <wp:wrapTight wrapText="bothSides">
+              <wp:wrapPolygon edited="0">
+                <wp:start x="0" y="0"/>
+                <wp:lineTo x="0" y="21261"/>
+                <wp:lineTo x="21354" y="21261"/>
+                <wp:lineTo x="21354" y="0"/>
+                <wp:lineTo x="0" y="0"/>
+              </wp:wrapPolygon>
+            </wp:wrapTight>
             <wp:docPr id="1466848336" name="图片 24"/>
             <wp:cNvGraphicFramePr>
               <a:graphicFrameLocks xmlns:a="http://schemas.openxmlformats.org/drawingml/2006/main" noChangeAspect="1"/>
@@ -55,7 +63,7 @@
                   <pic:spPr>
                     <a:xfrm>
                       <a:off x="0" y="0"/>
-                      <a:ext cx="745490" cy="993775"/>
+                      <a:ext cx="668020" cy="890270"/>
                     </a:xfrm>
                     <a:prstGeom prst="rect">
                       <a:avLst/>
@@ -543,8 +551,8 @@
           <w:tab w:val="left" w:pos="5444"/>
           <w:tab w:val="left" w:pos="8847"/>
         </w:tabs>
-        <w:spacing w:line="388" w:lineRule="exact"/>
-        <w:ind w:left="144"/>
+        <w:spacing w:line="440" w:lineRule="exact"/>
+        <w:ind w:left="142"/>
         <w:rPr>
           <w:b/>
           <w:color w:val="595959" w:themeColor="text1" w:themeTint="A6"/>
@@ -745,7 +753,6 @@
         <w:tabs>
           <w:tab w:val="left" w:pos="564"/>
         </w:tabs>
-        <w:spacing w:line="365" w:lineRule="exact"/>
         <w:ind w:left="564" w:hanging="420"/>
         <w:rPr>
           <w:rFonts w:ascii="Wingdings" w:eastAsia="Wingdings" w:hAnsi="Wingdings"/>
@@ -856,7 +863,6 @@
         <w:tabs>
           <w:tab w:val="left" w:pos="564"/>
         </w:tabs>
-        <w:spacing w:line="365" w:lineRule="exact"/>
         <w:ind w:left="564" w:hanging="420"/>
         <w:rPr>
           <w:rFonts w:ascii="Wingdings" w:eastAsia="Wingdings" w:hAnsi="Wingdings"/>
@@ -891,8 +897,8 @@
           <w:tab w:val="left" w:pos="5305"/>
           <w:tab w:val="left" w:pos="8907"/>
         </w:tabs>
-        <w:spacing w:before="8"/>
-        <w:ind w:left="144"/>
+        <w:spacing w:before="8" w:line="440" w:lineRule="exact"/>
+        <w:ind w:left="142"/>
         <w:rPr>
           <w:b/>
           <w:color w:val="595959" w:themeColor="text1" w:themeTint="A6"/>
@@ -1231,7 +1237,6 @@
         <w:tabs>
           <w:tab w:val="left" w:pos="578"/>
         </w:tabs>
-        <w:spacing w:line="311" w:lineRule="exact"/>
         <w:ind w:left="578" w:hanging="420"/>
         <w:rPr>
           <w:rFonts w:ascii="Wingdings" w:eastAsia="Wingdings" w:hAnsi="Wingdings"/>
@@ -1289,7 +1294,6 @@
         <w:tabs>
           <w:tab w:val="left" w:pos="578"/>
         </w:tabs>
-        <w:spacing w:line="311" w:lineRule="exact"/>
         <w:ind w:left="578" w:hanging="420"/>
         <w:rPr>
           <w:rFonts w:ascii="Wingdings" w:eastAsia="Wingdings" w:hAnsi="Wingdings"/>
@@ -1336,7 +1340,6 @@
         <w:tabs>
           <w:tab w:val="left" w:pos="578"/>
         </w:tabs>
-        <w:spacing w:line="325" w:lineRule="exact"/>
         <w:ind w:left="578" w:hanging="420"/>
         <w:rPr>
           <w:rFonts w:ascii="Wingdings" w:eastAsia="Wingdings" w:hAnsi="Wingdings"/>
@@ -1622,6 +1625,7 @@
           <w:tab w:val="left" w:pos="9070"/>
         </w:tabs>
         <w:spacing w:line="240" w:lineRule="auto"/>
+        <w:jc w:val="both"/>
         <w:rPr>
           <w:color w:val="595959" w:themeColor="text1" w:themeTint="A6"/>
         </w:rPr>
@@ -1735,6 +1739,7 @@
           <w:tab w:val="left" w:pos="8668"/>
         </w:tabs>
         <w:spacing w:line="240" w:lineRule="auto"/>
+        <w:jc w:val="both"/>
         <w:rPr>
           <w:color w:val="595959" w:themeColor="text1" w:themeTint="A6"/>
           <w:sz w:val="20"/>
@@ -1842,6 +1847,8 @@
           <w:tab w:val="left" w:pos="8668"/>
         </w:tabs>
         <w:spacing w:line="240" w:lineRule="auto"/>
+        <w:ind w:left="691" w:hanging="442"/>
+        <w:jc w:val="both"/>
         <w:rPr>
           <w:b w:val="0"/>
           <w:bCs w:val="0"/>
@@ -2166,6 +2173,8 @@
           <w:tab w:val="left" w:pos="8668"/>
         </w:tabs>
         <w:spacing w:line="240" w:lineRule="auto"/>
+        <w:ind w:left="691" w:hanging="442"/>
+        <w:jc w:val="both"/>
         <w:rPr>
           <w:b w:val="0"/>
           <w:bCs w:val="0"/>
@@ -2572,6 +2581,8 @@
           <w:tab w:val="left" w:pos="8668"/>
         </w:tabs>
         <w:spacing w:line="240" w:lineRule="auto"/>
+        <w:ind w:left="691" w:hanging="442"/>
+        <w:jc w:val="both"/>
         <w:rPr>
           <w:b w:val="0"/>
           <w:bCs w:val="0"/>
@@ -2879,6 +2890,8 @@
           <w:tab w:val="left" w:pos="8668"/>
         </w:tabs>
         <w:spacing w:line="240" w:lineRule="auto"/>
+        <w:ind w:left="691" w:hanging="442"/>
+        <w:jc w:val="both"/>
         <w:rPr>
           <w:b w:val="0"/>
           <w:bCs w:val="0"/>
@@ -3110,11 +3123,12 @@
           <w:tab w:val="left" w:pos="8668"/>
         </w:tabs>
         <w:spacing w:line="240" w:lineRule="auto"/>
-        <w:ind w:left="689"/>
-        <w:rPr>
-          <w:b w:val="0"/>
-          <w:bCs w:val="0"/>
-          <w:color w:val="575757"/>
+        <w:jc w:val="both"/>
+        <w:rPr>
+          <w:rFonts w:hint="eastAsia"/>
+          <w:b w:val="0"/>
+          <w:bCs w:val="0"/>
+          <w:color w:val="595959" w:themeColor="text1" w:themeTint="A6"/>
           <w:sz w:val="18"/>
           <w:szCs w:val="18"/>
         </w:rPr>
@@ -3127,6 +3141,7 @@
           <w:tab w:val="left" w:pos="8950"/>
         </w:tabs>
         <w:spacing w:line="240" w:lineRule="auto"/>
+        <w:jc w:val="both"/>
         <w:rPr>
           <w:color w:val="595959" w:themeColor="text1" w:themeTint="A6"/>
         </w:rPr>
@@ -3203,6 +3218,7 @@
     <w:p>
       <w:pPr>
         <w:ind w:left="249"/>
+        <w:jc w:val="both"/>
         <w:rPr>
           <w:b/>
           <w:color w:val="595959" w:themeColor="text1" w:themeTint="A6"/>
@@ -3269,6 +3285,14 @@
           <w:sz w:val="20"/>
         </w:rPr>
         <w:t xml:space="preserve"> 产品实习生</w:t>
+      </w:r>
+      <w:r>
+        <w:rPr>
+          <w:color w:val="595959" w:themeColor="text1" w:themeTint="A6"/>
+          <w:sz w:val="20"/>
+          <w:szCs w:val="20"/>
+        </w:rPr>
+        <w:t>                                               </w:t>
       </w:r>
     </w:p>
     <w:p>
@@ -3276,50 +3300,119 @@
         <w:pStyle w:val="1"/>
         <w:numPr>
           <w:ilvl w:val="0"/>
-          <w:numId w:val="6"/>
+          <w:numId w:val="3"/>
         </w:numPr>
         <w:tabs>
           <w:tab w:val="left" w:pos="8668"/>
         </w:tabs>
         <w:spacing w:line="240" w:lineRule="auto"/>
-        <w:rPr>
-          <w:b w:val="0"/>
-          <w:bCs w:val="0"/>
-          <w:color w:val="595959" w:themeColor="text1" w:themeTint="A6"/>
-          <w:sz w:val="18"/>
-          <w:szCs w:val="18"/>
-        </w:rPr>
-      </w:pPr>
-      <w:r>
-        <w:rPr>
-          <w:color w:val="595959" w:themeColor="text1" w:themeTint="A6"/>
-          <w:sz w:val="18"/>
-        </w:rPr>
-        <w:t>社区内部</w:t>
-      </w:r>
-      <w:r>
-        <w:rPr>
-          <w:color w:val="595959" w:themeColor="text1" w:themeTint="A6"/>
+        <w:ind w:left="691" w:hanging="442"/>
+        <w:jc w:val="both"/>
+        <w:rPr>
+          <w:b w:val="0"/>
+          <w:bCs w:val="0"/>
+          <w:color w:val="595959" w:themeColor="text1" w:themeTint="A6"/>
+          <w:sz w:val="18"/>
+          <w:szCs w:val="18"/>
+        </w:rPr>
+      </w:pPr>
+      <w:r>
+        <w:rPr>
+          <w:rFonts w:hint="eastAsia"/>
+          <w:color w:val="595959" w:themeColor="text1" w:themeTint="A6"/>
+          <w:sz w:val="18"/>
+          <w:szCs w:val="18"/>
+        </w:rPr>
+        <w:t>社区</w:t>
+      </w:r>
+      <w:r>
+        <w:rPr>
+          <w:color w:val="595959" w:themeColor="text1" w:themeTint="A6"/>
+          <w:sz w:val="18"/>
+        </w:rPr>
+        <w:t>内部 Agent 设计：</w:t>
+      </w:r>
+      <w:r>
+        <w:rPr>
+          <w:rFonts w:hint="eastAsia"/>
+          <w:b w:val="0"/>
+          <w:bCs w:val="0"/>
+          <w:color w:val="595959" w:themeColor="text1" w:themeTint="A6"/>
+          <w:sz w:val="18"/>
+        </w:rPr>
+        <w:t xml:space="preserve">1. </w:t>
+      </w:r>
+      <w:r>
+        <w:rPr>
+          <w:b w:val="0"/>
+          <w:bCs w:val="0"/>
+          <w:color w:val="595959" w:themeColor="text1" w:themeTint="A6"/>
+          <w:sz w:val="18"/>
+        </w:rPr>
+        <w:t>横向研究前沿 AI</w:t>
+      </w:r>
+      <w:r>
+        <w:rPr>
+          <w:b w:val="0"/>
+          <w:bCs w:val="0"/>
+          <w:color w:val="595959" w:themeColor="text1" w:themeTint="A6"/>
+          <w:spacing w:val="-14"/>
           <w:sz w:val="18"/>
         </w:rPr>
         <w:t xml:space="preserve"> </w:t>
       </w:r>
       <w:r>
         <w:rPr>
-          <w:color w:val="595959" w:themeColor="text1" w:themeTint="A6"/>
-          <w:sz w:val="18"/>
-        </w:rPr>
-        <w:t>A</w:t>
-      </w:r>
-      <w:r>
-        <w:rPr>
-          <w:color w:val="595959" w:themeColor="text1" w:themeTint="A6"/>
-          <w:sz w:val="18"/>
-        </w:rPr>
-        <w:t>gent</w:t>
-      </w:r>
-      <w:r>
-        <w:rPr>
+          <w:b w:val="0"/>
+          <w:bCs w:val="0"/>
+          <w:color w:val="595959" w:themeColor="text1" w:themeTint="A6"/>
+          <w:sz w:val="18"/>
+        </w:rPr>
+        <w:t>Native 应用和互联网应用的</w:t>
+      </w:r>
+      <w:r>
+        <w:rPr>
+          <w:rFonts w:hint="eastAsia"/>
+          <w:b w:val="0"/>
+          <w:bCs w:val="0"/>
+          <w:color w:val="595959" w:themeColor="text1" w:themeTint="A6"/>
+          <w:sz w:val="18"/>
+        </w:rPr>
+        <w:t>「</w:t>
+      </w:r>
+      <w:r>
+        <w:rPr>
+          <w:b w:val="0"/>
+          <w:bCs w:val="0"/>
+          <w:color w:val="595959" w:themeColor="text1" w:themeTint="A6"/>
+          <w:sz w:val="18"/>
+        </w:rPr>
+        <w:t>AI</w:t>
+      </w:r>
+      <w:r>
+        <w:rPr>
+          <w:rFonts w:hint="eastAsia"/>
+          <w:b w:val="0"/>
+          <w:bCs w:val="0"/>
+          <w:color w:val="595959" w:themeColor="text1" w:themeTint="A6"/>
+          <w:sz w:val="18"/>
+        </w:rPr>
+        <w:t>+」</w:t>
+      </w:r>
+      <w:r>
+        <w:rPr>
+          <w:b w:val="0"/>
+          <w:bCs w:val="0"/>
+          <w:color w:val="595959" w:themeColor="text1" w:themeTint="A6"/>
+          <w:sz w:val="18"/>
+        </w:rPr>
+        <w:t>动作，探索并设计</w:t>
+      </w:r>
+      <w:r>
+        <w:rPr>
+          <w:rFonts w:hint="eastAsia"/>
+          <w:b w:val="0"/>
+          <w:bCs w:val="0"/>
           <w:color w:val="595959" w:themeColor="text1" w:themeTint="A6"/>
           <w:sz w:val="18"/>
         </w:rPr>
@@ -3327,179 +3420,22 @@
       </w:r>
       <w:r>
         <w:rPr>
-          <w:color w:val="595959" w:themeColor="text1" w:themeTint="A6"/>
-          <w:sz w:val="18"/>
-        </w:rPr>
-        <w:t>设计：</w:t>
-      </w:r>
-      <w:r>
-        <w:rPr>
-          <w:rFonts w:hint="eastAsia"/>
-          <w:b w:val="0"/>
-          <w:bCs w:val="0"/>
-          <w:color w:val="595959" w:themeColor="text1" w:themeTint="A6"/>
-          <w:sz w:val="18"/>
-        </w:rPr>
-        <w:t xml:space="preserve">1. </w:t>
-      </w:r>
-      <w:r>
-        <w:rPr>
-          <w:b w:val="0"/>
-          <w:bCs w:val="0"/>
-          <w:color w:val="595959" w:themeColor="text1" w:themeTint="A6"/>
-          <w:sz w:val="18"/>
-        </w:rPr>
-        <w:t>横向研究前沿</w:t>
-      </w:r>
-      <w:r>
-        <w:rPr>
-          <w:b w:val="0"/>
-          <w:bCs w:val="0"/>
-          <w:color w:val="595959" w:themeColor="text1" w:themeTint="A6"/>
-          <w:sz w:val="18"/>
-        </w:rPr>
-        <w:t xml:space="preserve"> </w:t>
-      </w:r>
-      <w:r>
-        <w:rPr>
-          <w:b w:val="0"/>
-          <w:bCs w:val="0"/>
-          <w:color w:val="595959" w:themeColor="text1" w:themeTint="A6"/>
-          <w:sz w:val="18"/>
-        </w:rPr>
-        <w:t>AI</w:t>
-      </w:r>
-      <w:r>
-        <w:rPr>
-          <w:b w:val="0"/>
-          <w:bCs w:val="0"/>
-          <w:color w:val="595959" w:themeColor="text1" w:themeTint="A6"/>
-          <w:spacing w:val="-14"/>
-          <w:sz w:val="18"/>
-        </w:rPr>
-        <w:t xml:space="preserve"> </w:t>
-      </w:r>
-      <w:r>
-        <w:rPr>
-          <w:b w:val="0"/>
-          <w:bCs w:val="0"/>
-          <w:color w:val="595959" w:themeColor="text1" w:themeTint="A6"/>
-          <w:sz w:val="18"/>
-        </w:rPr>
-        <w:t>Native</w:t>
-      </w:r>
-      <w:r>
-        <w:rPr>
-          <w:b w:val="0"/>
-          <w:bCs w:val="0"/>
-          <w:color w:val="595959" w:themeColor="text1" w:themeTint="A6"/>
-          <w:sz w:val="18"/>
-        </w:rPr>
-        <w:t xml:space="preserve"> </w:t>
-      </w:r>
-      <w:r>
-        <w:rPr>
-          <w:b w:val="0"/>
-          <w:bCs w:val="0"/>
-          <w:color w:val="595959" w:themeColor="text1" w:themeTint="A6"/>
-          <w:sz w:val="18"/>
-        </w:rPr>
-        <w:t>应用和互联网应用的</w:t>
-      </w:r>
-      <w:r>
-        <w:rPr>
-          <w:rFonts w:hint="eastAsia"/>
-          <w:b w:val="0"/>
-          <w:bCs w:val="0"/>
-          <w:color w:val="595959" w:themeColor="text1" w:themeTint="A6"/>
-          <w:sz w:val="18"/>
-        </w:rPr>
-        <w:t>「</w:t>
-      </w:r>
-      <w:r>
-        <w:rPr>
-          <w:b w:val="0"/>
-          <w:bCs w:val="0"/>
-          <w:color w:val="595959" w:themeColor="text1" w:themeTint="A6"/>
-          <w:sz w:val="18"/>
-        </w:rPr>
-        <w:t>AI</w:t>
-      </w:r>
-      <w:r>
-        <w:rPr>
-          <w:rFonts w:hint="eastAsia"/>
-          <w:b w:val="0"/>
-          <w:bCs w:val="0"/>
-          <w:color w:val="595959" w:themeColor="text1" w:themeTint="A6"/>
-          <w:sz w:val="18"/>
-        </w:rPr>
-        <w:t>+」</w:t>
-      </w:r>
-      <w:r>
-        <w:rPr>
-          <w:b w:val="0"/>
-          <w:bCs w:val="0"/>
-          <w:color w:val="595959" w:themeColor="text1" w:themeTint="A6"/>
-          <w:sz w:val="18"/>
-        </w:rPr>
-        <w:t>动作，探索并设计</w:t>
-      </w:r>
-      <w:r>
-        <w:rPr>
-          <w:rFonts w:hint="eastAsia"/>
-          <w:b w:val="0"/>
-          <w:bCs w:val="0"/>
-          <w:color w:val="595959" w:themeColor="text1" w:themeTint="A6"/>
-          <w:sz w:val="18"/>
-        </w:rPr>
-        <w:t xml:space="preserve"> </w:t>
-      </w:r>
-      <w:r>
-        <w:rPr>
-          <w:b w:val="0"/>
-          <w:bCs w:val="0"/>
-          <w:color w:val="595959" w:themeColor="text1" w:themeTint="A6"/>
-          <w:sz w:val="18"/>
-        </w:rPr>
-        <w:t>Kimi“发现“社区下的</w:t>
-      </w:r>
-      <w:r>
-        <w:rPr>
-          <w:b w:val="0"/>
-          <w:bCs w:val="0"/>
-          <w:color w:val="595959" w:themeColor="text1" w:themeTint="A6"/>
-          <w:sz w:val="18"/>
-        </w:rPr>
-        <w:t>A</w:t>
-      </w:r>
-      <w:r>
-        <w:rPr>
-          <w:b w:val="0"/>
-          <w:bCs w:val="0"/>
-          <w:color w:val="595959" w:themeColor="text1" w:themeTint="A6"/>
-          <w:sz w:val="18"/>
-        </w:rPr>
-        <w:t>gen</w:t>
-      </w:r>
-      <w:r>
-        <w:rPr>
-          <w:rFonts w:hint="eastAsia"/>
-          <w:b w:val="0"/>
-          <w:bCs w:val="0"/>
-          <w:color w:val="595959" w:themeColor="text1" w:themeTint="A6"/>
-          <w:sz w:val="18"/>
-        </w:rPr>
-        <w:t>t</w:t>
-      </w:r>
-      <w:r>
-        <w:rPr>
-          <w:rFonts w:hint="eastAsia"/>
-          <w:b w:val="0"/>
-          <w:bCs w:val="0"/>
-          <w:color w:val="595959" w:themeColor="text1" w:themeTint="A6"/>
-          <w:sz w:val="18"/>
-        </w:rPr>
-        <w:t xml:space="preserve"> </w:t>
+          <w:b w:val="0"/>
+          <w:bCs w:val="0"/>
+          <w:color w:val="595959" w:themeColor="text1" w:themeTint="A6"/>
+          <w:sz w:val="18"/>
+        </w:rPr>
+        <w:t>Kimi“发现“社区下的Agen</w:t>
+      </w:r>
+      <w:r>
+        <w:rPr>
+          <w:rFonts w:hint="eastAsia"/>
+          <w:b w:val="0"/>
+          <w:bCs w:val="0"/>
+          <w:color w:val="595959" w:themeColor="text1" w:themeTint="A6"/>
+          <w:sz w:val="18"/>
+        </w:rPr>
+        <w:t xml:space="preserve">t </w:t>
       </w:r>
       <w:r>
         <w:rPr>
@@ -3555,94 +3491,110 @@
     </w:p>
     <w:p>
       <w:pPr>
-        <w:pStyle w:val="a4"/>
+        <w:pStyle w:val="1"/>
         <w:numPr>
           <w:ilvl w:val="0"/>
-          <w:numId w:val="1"/>
+          <w:numId w:val="3"/>
         </w:numPr>
         <w:tabs>
-          <w:tab w:val="left" w:pos="440"/>
-          <w:tab w:val="left" w:pos="442"/>
+          <w:tab w:val="left" w:pos="8668"/>
         </w:tabs>
-        <w:ind w:right="67"/>
-        <w:rPr>
-          <w:color w:val="595959" w:themeColor="text1" w:themeTint="A6"/>
-          <w:sz w:val="18"/>
-        </w:rPr>
-      </w:pPr>
-      <w:r>
-        <w:rPr>
-          <w:rFonts w:hint="eastAsia"/>
-          <w:b/>
+        <w:spacing w:line="240" w:lineRule="auto"/>
+        <w:ind w:left="691" w:hanging="442"/>
+        <w:jc w:val="both"/>
+        <w:rPr>
+          <w:b w:val="0"/>
+          <w:bCs w:val="0"/>
+          <w:color w:val="595959" w:themeColor="text1" w:themeTint="A6"/>
+          <w:sz w:val="18"/>
+          <w:szCs w:val="18"/>
+        </w:rPr>
+      </w:pPr>
+      <w:r>
+        <w:rPr>
+          <w:rFonts w:hint="eastAsia"/>
+          <w:color w:val="595959" w:themeColor="text1" w:themeTint="A6"/>
+          <w:sz w:val="18"/>
+          <w:szCs w:val="18"/>
+        </w:rPr>
+        <w:t>核心</w:t>
+      </w:r>
+      <w:r>
+        <w:rPr>
+          <w:rFonts w:hint="eastAsia"/>
+          <w:color w:val="595959" w:themeColor="text1" w:themeTint="A6"/>
+          <w:sz w:val="18"/>
+        </w:rPr>
+        <w:t>功能优化提需：</w:t>
+      </w:r>
+      <w:r>
+        <w:rPr>
+          <w:rFonts w:hint="eastAsia"/>
+          <w:b w:val="0"/>
+          <w:bCs w:val="0"/>
           <w:color w:val="595959" w:themeColor="text1" w:themeTint="A6"/>
           <w:spacing w:val="-2"/>
           <w:sz w:val="18"/>
         </w:rPr>
-        <w:t xml:space="preserve">     </w:t>
-      </w:r>
-      <w:r>
-        <w:rPr>
-          <w:rFonts w:hint="eastAsia"/>
-          <w:b/>
-          <w:color w:val="595959" w:themeColor="text1" w:themeTint="A6"/>
-          <w:sz w:val="18"/>
-        </w:rPr>
-        <w:t>核心功能优化提需：</w:t>
-      </w:r>
-      <w:r>
-        <w:rPr>
-          <w:rFonts w:hint="eastAsia"/>
+        <w:t>主</w:t>
+      </w:r>
+      <w:r>
+        <w:rPr>
+          <w:b w:val="0"/>
+          <w:bCs w:val="0"/>
           <w:color w:val="595959" w:themeColor="text1" w:themeTint="A6"/>
           <w:spacing w:val="-2"/>
           <w:sz w:val="18"/>
         </w:rPr>
-        <w:t>主</w:t>
-      </w:r>
-      <w:r>
-        <w:rPr>
+        <w:t>导社区动态发布页、智能体主页等关键模块的优化，独立完成</w:t>
+      </w:r>
+      <w:r>
+        <w:rPr>
+          <w:rFonts w:hint="eastAsia"/>
+          <w:b w:val="0"/>
+          <w:bCs w:val="0"/>
           <w:color w:val="595959" w:themeColor="text1" w:themeTint="A6"/>
           <w:spacing w:val="-2"/>
           <w:sz w:val="18"/>
         </w:rPr>
-        <w:t>导社区动态发布页、智能体主页等关键模块的优化，独立完成</w:t>
-      </w:r>
-      <w:r>
-        <w:rPr>
-          <w:rFonts w:hint="eastAsia"/>
+        <w:t xml:space="preserve"> </w:t>
+      </w:r>
+      <w:r>
+        <w:rPr>
+          <w:b w:val="0"/>
+          <w:bCs w:val="0"/>
           <w:color w:val="595959" w:themeColor="text1" w:themeTint="A6"/>
           <w:spacing w:val="-2"/>
           <w:sz w:val="18"/>
         </w:rPr>
+        <w:t>PRD</w:t>
+      </w:r>
+      <w:r>
+        <w:rPr>
+          <w:rFonts w:hint="eastAsia"/>
+          <w:b w:val="0"/>
+          <w:bCs w:val="0"/>
+          <w:color w:val="595959" w:themeColor="text1" w:themeTint="A6"/>
+          <w:spacing w:val="-2"/>
+          <w:sz w:val="18"/>
+        </w:rPr>
         <w:t xml:space="preserve"> </w:t>
       </w:r>
       <w:r>
         <w:rPr>
+          <w:b w:val="0"/>
+          <w:bCs w:val="0"/>
           <w:color w:val="595959" w:themeColor="text1" w:themeTint="A6"/>
           <w:spacing w:val="-2"/>
           <w:sz w:val="18"/>
         </w:rPr>
-        <w:t>PRD</w:t>
-      </w:r>
-      <w:r>
-        <w:rPr>
-          <w:rFonts w:hint="eastAsia"/>
-          <w:color w:val="595959" w:themeColor="text1" w:themeTint="A6"/>
-          <w:spacing w:val="-2"/>
-          <w:sz w:val="18"/>
-        </w:rPr>
-        <w:t xml:space="preserve"> </w:t>
-      </w:r>
-      <w:r>
-        <w:rPr>
-          <w:color w:val="595959" w:themeColor="text1" w:themeTint="A6"/>
-          <w:spacing w:val="-2"/>
-          <w:sz w:val="18"/>
-        </w:rPr>
         <w:t>撰写和原型图绘制，提升社区中用户内容发现效率与互动频率</w:t>
       </w:r>
       <w:r>
         <w:rPr>
           <w:rFonts w:hint="eastAsia"/>
+          <w:b w:val="0"/>
+          <w:bCs w:val="0"/>
           <w:color w:val="595959" w:themeColor="text1" w:themeTint="A6"/>
           <w:spacing w:val="-2"/>
           <w:sz w:val="18"/>
@@ -3652,66 +3604,78 @@
     </w:p>
     <w:p>
       <w:pPr>
-        <w:pStyle w:val="a4"/>
+        <w:pStyle w:val="1"/>
         <w:numPr>
           <w:ilvl w:val="0"/>
-          <w:numId w:val="1"/>
+          <w:numId w:val="3"/>
         </w:numPr>
         <w:tabs>
-          <w:tab w:val="left" w:pos="440"/>
+          <w:tab w:val="left" w:pos="8668"/>
         </w:tabs>
-        <w:ind w:left="440" w:hanging="203"/>
-        <w:rPr>
-          <w:color w:val="595959" w:themeColor="text1" w:themeTint="A6"/>
-          <w:sz w:val="18"/>
-        </w:rPr>
-      </w:pPr>
-      <w:r>
-        <w:rPr>
-          <w:rFonts w:hint="eastAsia"/>
-          <w:b/>
+        <w:spacing w:line="240" w:lineRule="auto"/>
+        <w:ind w:left="691" w:hanging="442"/>
+        <w:jc w:val="both"/>
+        <w:rPr>
+          <w:rFonts w:hint="eastAsia"/>
+          <w:b w:val="0"/>
+          <w:bCs w:val="0"/>
+          <w:color w:val="595959" w:themeColor="text1" w:themeTint="A6"/>
+          <w:sz w:val="18"/>
+          <w:szCs w:val="18"/>
+        </w:rPr>
+      </w:pPr>
+      <w:r>
+        <w:rPr>
+          <w:rFonts w:hint="eastAsia"/>
+          <w:color w:val="595959" w:themeColor="text1" w:themeTint="A6"/>
+          <w:sz w:val="18"/>
+          <w:szCs w:val="18"/>
+        </w:rPr>
+        <w:t>内容</w:t>
+      </w:r>
+      <w:r>
+        <w:rPr>
+          <w:rFonts w:hint="eastAsia"/>
+          <w:color w:val="595959" w:themeColor="text1" w:themeTint="A6"/>
+          <w:sz w:val="18"/>
+        </w:rPr>
+        <w:t>运营：</w:t>
+      </w:r>
+      <w:r>
+        <w:rPr>
+          <w:b w:val="0"/>
+          <w:bCs w:val="0"/>
           <w:color w:val="595959" w:themeColor="text1" w:themeTint="A6"/>
           <w:spacing w:val="-2"/>
           <w:sz w:val="18"/>
         </w:rPr>
-        <w:t xml:space="preserve">     </w:t>
-      </w:r>
-      <w:r>
-        <w:rPr>
-          <w:rFonts w:hint="eastAsia"/>
-          <w:b/>
-          <w:color w:val="595959" w:themeColor="text1" w:themeTint="A6"/>
-          <w:sz w:val="18"/>
-        </w:rPr>
-        <w:t>内容运营：</w:t>
-      </w:r>
-      <w:r>
-        <w:rPr>
+        <w:t>参与内测阶段的冷启动策略与宣发执行，持续迭代优化智能体</w:t>
+      </w:r>
+      <w:r>
+        <w:rPr>
+          <w:rFonts w:hint="eastAsia"/>
+          <w:b w:val="0"/>
+          <w:bCs w:val="0"/>
           <w:color w:val="595959" w:themeColor="text1" w:themeTint="A6"/>
           <w:spacing w:val="-2"/>
           <w:sz w:val="18"/>
         </w:rPr>
-        <w:t>参与内测阶段的冷启动策略与宣发执行，持续迭代优化智能体</w:t>
-      </w:r>
-      <w:r>
-        <w:rPr>
-          <w:rFonts w:hint="eastAsia"/>
+        <w:t xml:space="preserve"> </w:t>
+      </w:r>
+      <w:r>
+        <w:rPr>
+          <w:b w:val="0"/>
+          <w:bCs w:val="0"/>
           <w:color w:val="595959" w:themeColor="text1" w:themeTint="A6"/>
           <w:spacing w:val="-2"/>
           <w:sz w:val="18"/>
         </w:rPr>
-        <w:t xml:space="preserve"> </w:t>
-      </w:r>
-      <w:r>
-        <w:rPr>
-          <w:color w:val="595959" w:themeColor="text1" w:themeTint="A6"/>
-          <w:spacing w:val="-2"/>
-          <w:sz w:val="18"/>
-        </w:rPr>
         <w:t>Prompt，</w:t>
       </w:r>
       <w:r>
         <w:rPr>
+          <w:b w:val="0"/>
+          <w:bCs w:val="0"/>
           <w:color w:val="595959" w:themeColor="text1" w:themeTint="A6"/>
           <w:spacing w:val="-3"/>
           <w:sz w:val="18"/>
@@ -3727,6 +3691,7 @@
         </w:tabs>
         <w:spacing w:before="289" w:line="240" w:lineRule="auto"/>
         <w:ind w:left="221"/>
+        <w:jc w:val="both"/>
         <w:rPr>
           <w:color w:val="595959" w:themeColor="text1" w:themeTint="A6"/>
         </w:rPr>
@@ -3875,6 +3840,7 @@
     <w:p>
       <w:pPr>
         <w:ind w:left="199"/>
+        <w:jc w:val="both"/>
         <w:rPr>
           <w:b/>
           <w:color w:val="595959" w:themeColor="text1" w:themeTint="A6"/>
@@ -3930,6 +3896,7 @@
         <w:pStyle w:val="a3"/>
         <w:spacing w:before="67"/>
         <w:ind w:right="620" w:firstLine="199"/>
+        <w:jc w:val="both"/>
         <w:rPr>
           <w:color w:val="595959" w:themeColor="text1" w:themeTint="A6"/>
         </w:rPr>
@@ -4043,6 +4010,7 @@
           <w:tab w:val="left" w:pos="440"/>
         </w:tabs>
         <w:spacing w:before="8"/>
+        <w:jc w:val="both"/>
         <w:rPr>
           <w:color w:val="595959" w:themeColor="text1" w:themeTint="A6"/>
           <w:sz w:val="18"/>
@@ -4130,6 +4098,7 @@
           <w:tab w:val="left" w:pos="440"/>
         </w:tabs>
         <w:spacing w:before="8"/>
+        <w:jc w:val="both"/>
         <w:rPr>
           <w:color w:val="595959" w:themeColor="text1" w:themeTint="A6"/>
           <w:sz w:val="18"/>
@@ -4314,6 +4283,7 @@
           <w:tab w:val="left" w:pos="440"/>
         </w:tabs>
         <w:spacing w:before="8"/>
+        <w:jc w:val="both"/>
         <w:rPr>
           <w:color w:val="595959" w:themeColor="text1" w:themeTint="A6"/>
           <w:sz w:val="18"/>
@@ -4398,7 +4368,7 @@
         <mc:AlternateContent>
           <mc:Choice Requires="wpg">
             <w:drawing>
-              <wp:anchor distT="0" distB="0" distL="0" distR="0" simplePos="0" relativeHeight="487589376" behindDoc="1" locked="0" layoutInCell="1" allowOverlap="1" wp14:anchorId="409887DB" wp14:editId="36A0B87F">
+              <wp:anchor distT="0" distB="0" distL="0" distR="0" simplePos="0" relativeHeight="487589376" behindDoc="1" locked="0" layoutInCell="1" allowOverlap="1" wp14:anchorId="409887DB" wp14:editId="1FF9C48C">
                 <wp:simplePos x="0" y="0"/>
                 <wp:positionH relativeFrom="page">
                   <wp:posOffset>481330</wp:posOffset>
@@ -4595,12 +4565,18 @@
                     </wpg:wgp>
                   </a:graphicData>
                 </a:graphic>
+                <wp14:sizeRelH relativeFrom="margin">
+                  <wp14:pctWidth>0</wp14:pctWidth>
+                </wp14:sizeRelH>
+                <wp14:sizeRelV relativeFrom="margin">
+                  <wp14:pctHeight>0</wp14:pctHeight>
+                </wp14:sizeRelV>
               </wp:anchor>
             </w:drawing>
           </mc:Choice>
           <mc:Fallback>
             <w:pict>
-              <v:group w14:anchorId="409887DB" id="Group 16" o:spid="_x0000_s1034" style="position:absolute;left:0;text-align:left;margin-left:37.9pt;margin-top:21.6pt;width:527.3pt;height:22.1pt;z-index:-15727104;mso-wrap-distance-left:0;mso-wrap-distance-right:0;mso-position-horizontal-relative:page" coordsize="66967,2806" o:gfxdata="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">
+              <v:group w14:anchorId="409887DB" id="Group 16" o:spid="_x0000_s1034" style="position:absolute;left:0;text-align:left;margin-left:37.9pt;margin-top:21.6pt;width:527.3pt;height:22.1pt;z-index:-15727104;mso-wrap-distance-left:0;mso-wrap-distance-right:0;mso-position-horizontal-relative:page;mso-width-relative:margin;mso-height-relative:margin" coordsize="66967,2806" o:gfxdata="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">
                 <v:shape id="Graphic 17" o:spid="_x0000_s1035" style="position:absolute;left:2331;width:64072;height:2806;visibility:visible;mso-wrap-style:square;v-text-anchor:top" coordsize="6407150,280670" o:gfxdata="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" path="m6406896,l,,,280415r6406896,l6406896,xe" fillcolor="#f0f0f0" stroked="f">
                   <v:path arrowok="t"/>
                 </v:shape>
@@ -4656,6 +4632,7 @@
           <w:tab w:val="left" w:pos="9018"/>
         </w:tabs>
         <w:spacing w:before="11" w:line="240" w:lineRule="auto"/>
+        <w:jc w:val="both"/>
         <w:rPr>
           <w:color w:val="595959" w:themeColor="text1" w:themeTint="A6"/>
           <w:sz w:val="20"/>
@@ -4705,6 +4682,7 @@
           <w:tab w:val="left" w:pos="9018"/>
         </w:tabs>
         <w:spacing w:before="11" w:line="240" w:lineRule="auto"/>
+        <w:jc w:val="both"/>
         <w:rPr>
           <w:rFonts w:ascii="SimHei" w:eastAsia="SimHei" w:hAnsi="SimHei"/>
           <w:b w:val="0"/>
@@ -4735,6 +4713,7 @@
           <w:tab w:val="left" w:pos="9018"/>
         </w:tabs>
         <w:spacing w:before="11" w:line="240" w:lineRule="auto"/>
+        <w:jc w:val="both"/>
         <w:rPr>
           <w:color w:val="595959" w:themeColor="text1" w:themeTint="A6"/>
           <w:sz w:val="20"/>
@@ -4755,13 +4734,13 @@
         <w:pStyle w:val="1"/>
         <w:numPr>
           <w:ilvl w:val="0"/>
-          <w:numId w:val="8"/>
+          <w:numId w:val="10"/>
         </w:numPr>
         <w:tabs>
           <w:tab w:val="left" w:pos="9018"/>
         </w:tabs>
         <w:spacing w:before="11" w:line="240" w:lineRule="auto"/>
-        <w:ind w:left="691" w:hanging="442"/>
+        <w:jc w:val="both"/>
         <w:rPr>
           <w:b w:val="0"/>
           <w:bCs w:val="0"/>
@@ -5080,6 +5059,7 @@
           <w:tab w:val="left" w:pos="9018"/>
         </w:tabs>
         <w:spacing w:before="11" w:line="240" w:lineRule="auto"/>
+        <w:jc w:val="both"/>
         <w:rPr>
           <w:color w:val="595959" w:themeColor="text1" w:themeTint="A6"/>
           <w:sz w:val="20"/>
@@ -5108,6 +5088,7 @@
         </w:tabs>
         <w:spacing w:before="11" w:line="240" w:lineRule="auto"/>
         <w:ind w:left="680" w:hanging="442"/>
+        <w:jc w:val="both"/>
         <w:rPr>
           <w:b w:val="0"/>
           <w:bCs w:val="0"/>
@@ -5258,6 +5239,7 @@
         </w:tabs>
         <w:spacing w:before="11" w:line="240" w:lineRule="auto"/>
         <w:ind w:left="680" w:hanging="442"/>
+        <w:jc w:val="both"/>
         <w:rPr>
           <w:b w:val="0"/>
           <w:bCs w:val="0"/>
@@ -5568,6 +5550,7 @@
         </w:tabs>
         <w:spacing w:before="11" w:line="240" w:lineRule="auto"/>
         <w:ind w:left="680" w:hanging="442"/>
+        <w:jc w:val="both"/>
         <w:rPr>
           <w:b w:val="0"/>
           <w:bCs w:val="0"/>
@@ -5959,6 +5942,7 @@
           <w:tab w:val="left" w:pos="9018"/>
         </w:tabs>
         <w:spacing w:before="11" w:line="240" w:lineRule="auto"/>
+        <w:jc w:val="both"/>
         <w:rPr>
           <w:color w:val="595959" w:themeColor="text1" w:themeTint="A6"/>
         </w:rPr>
@@ -5998,6 +5982,7 @@
           <w:tab w:val="left" w:pos="9018"/>
         </w:tabs>
         <w:spacing w:before="11" w:line="240" w:lineRule="auto"/>
+        <w:jc w:val="both"/>
         <w:rPr>
           <w:rFonts w:ascii="SimHei" w:eastAsia="SimHei" w:hAnsi="SimHei"/>
           <w:b w:val="0"/>
@@ -6069,6 +6054,7 @@
           <w:tab w:val="left" w:pos="9018"/>
         </w:tabs>
         <w:spacing w:before="11" w:line="240" w:lineRule="auto"/>
+        <w:jc w:val="both"/>
         <w:rPr>
           <w:color w:val="595959" w:themeColor="text1" w:themeTint="A6"/>
           <w:sz w:val="20"/>
@@ -6095,6 +6081,7 @@
           <w:tab w:val="left" w:pos="9018"/>
         </w:tabs>
         <w:spacing w:before="11" w:line="240" w:lineRule="auto"/>
+        <w:jc w:val="both"/>
         <w:rPr>
           <w:b w:val="0"/>
           <w:bCs w:val="0"/>
@@ -6175,6 +6162,7 @@
           <w:tab w:val="left" w:pos="9018"/>
         </w:tabs>
         <w:spacing w:before="11" w:line="240" w:lineRule="auto"/>
+        <w:jc w:val="both"/>
         <w:rPr>
           <w:color w:val="595959" w:themeColor="text1" w:themeTint="A6"/>
           <w:sz w:val="20"/>
@@ -6203,6 +6191,7 @@
         </w:tabs>
         <w:spacing w:before="11" w:line="240" w:lineRule="auto"/>
         <w:ind w:left="691" w:hanging="442"/>
+        <w:jc w:val="both"/>
         <w:rPr>
           <w:b w:val="0"/>
           <w:bCs w:val="0"/>
@@ -6267,6 +6256,7 @@
         </w:tabs>
         <w:spacing w:before="11" w:line="240" w:lineRule="auto"/>
         <w:ind w:left="691" w:hanging="442"/>
+        <w:jc w:val="both"/>
         <w:rPr>
           <w:b w:val="0"/>
           <w:bCs w:val="0"/>
@@ -6649,6 +6639,7 @@
         </w:tabs>
         <w:spacing w:before="11" w:line="240" w:lineRule="auto"/>
         <w:ind w:left="691" w:hanging="442"/>
+        <w:jc w:val="both"/>
         <w:rPr>
           <w:color w:val="595959" w:themeColor="text1" w:themeTint="A6"/>
           <w:sz w:val="18"/>
@@ -6735,6 +6726,7 @@
         </w:tabs>
         <w:spacing w:before="11" w:line="240" w:lineRule="auto"/>
         <w:ind w:left="691" w:hanging="442"/>
+        <w:jc w:val="both"/>
         <w:rPr>
           <w:b w:val="0"/>
           <w:bCs w:val="0"/>
@@ -6919,6 +6911,7 @@
         </w:tabs>
         <w:spacing w:before="11" w:line="240" w:lineRule="auto"/>
         <w:ind w:left="691" w:hanging="442"/>
+        <w:jc w:val="both"/>
         <w:rPr>
           <w:b w:val="0"/>
           <w:bCs w:val="0"/>
@@ -7019,6 +7012,7 @@
         </w:tabs>
         <w:spacing w:before="11" w:line="240" w:lineRule="auto"/>
         <w:ind w:left="691" w:hanging="442"/>
+        <w:jc w:val="both"/>
         <w:rPr>
           <w:b w:val="0"/>
           <w:bCs w:val="0"/>
@@ -7181,6 +7175,7 @@
         </w:numPr>
         <w:spacing w:before="85"/>
         <w:ind w:right="443"/>
+        <w:jc w:val="both"/>
         <w:rPr>
           <w:color w:val="595959" w:themeColor="text1" w:themeTint="A6"/>
         </w:rPr>
@@ -7224,8 +7219,8 @@
   <w:abstractNum w:abstractNumId="0" w15:restartNumberingAfterBreak="0">
     <w:nsid w:val="042F28E3"/>
     <w:multiLevelType w:val="hybridMultilevel"/>
-    <w:tmpl w:val="FB2ED77A"/>
-    <w:lvl w:ilvl="0" w:tplc="1598D5AA">
+    <w:tmpl w:val="995258B0"/>
+    <w:lvl w:ilvl="0" w:tplc="DD467A92">
       <w:start w:val="1"/>
       <w:numFmt w:val="bullet"/>
       <w:lvlText w:val=""/>
@@ -7235,7 +7230,11 @@
       </w:pPr>
       <w:rPr>
         <w:rFonts w:ascii="Wingdings" w:hAnsi="Wingdings" w:hint="default"/>
+        <w:b/>
+        <w:bCs/>
         <w:color w:val="595959" w:themeColor="text1" w:themeTint="A6"/>
+        <w:sz w:val="18"/>
+        <w:szCs w:val="18"/>
       </w:rPr>
     </w:lvl>
     <w:lvl w:ilvl="1" w:tplc="04090003">
@@ -7338,13 +7337,490 @@
   <w:abstractNum w:abstractNumId="1" w15:restartNumberingAfterBreak="0">
     <w:nsid w:val="22B10832"/>
     <w:multiLevelType w:val="hybridMultilevel"/>
-    <w:tmpl w:val="7F4277FA"/>
-    <w:lvl w:ilvl="0" w:tplc="21B0E268">
+    <w:tmpl w:val="F70892FC"/>
+    <w:lvl w:ilvl="0" w:tplc="04090001">
+      <w:start w:val="1"/>
+      <w:numFmt w:val="bullet"/>
+      <w:lvlText w:val=""/>
+      <w:lvlJc w:val="left"/>
+      <w:pPr>
+        <w:ind w:left="689" w:hanging="440"/>
+      </w:pPr>
+      <w:rPr>
+        <w:rFonts w:ascii="Wingdings" w:hAnsi="Wingdings" w:hint="default"/>
+        <w:b w:val="0"/>
+        <w:bCs w:val="0"/>
+        <w:i w:val="0"/>
+        <w:iCs w:val="0"/>
+        <w:color w:val="595959" w:themeColor="text1" w:themeTint="A6"/>
+        <w:spacing w:val="0"/>
+        <w:w w:val="100"/>
+        <w:sz w:val="18"/>
+        <w:szCs w:val="18"/>
+        <w:lang w:val="en-US" w:eastAsia="zh-CN" w:bidi="ar-SA"/>
+      </w:rPr>
+    </w:lvl>
+    <w:lvl w:ilvl="1" w:tplc="04090003" w:tentative="1">
+      <w:start w:val="1"/>
+      <w:numFmt w:val="bullet"/>
+      <w:lvlText w:val=""/>
+      <w:lvlJc w:val="left"/>
+      <w:pPr>
+        <w:ind w:left="1117" w:hanging="440"/>
+      </w:pPr>
+      <w:rPr>
+        <w:rFonts w:ascii="Wingdings" w:hAnsi="Wingdings" w:hint="default"/>
+      </w:rPr>
+    </w:lvl>
+    <w:lvl w:ilvl="2" w:tplc="04090005" w:tentative="1">
+      <w:start w:val="1"/>
+      <w:numFmt w:val="bullet"/>
+      <w:lvlText w:val=""/>
+      <w:lvlJc w:val="left"/>
+      <w:pPr>
+        <w:ind w:left="1557" w:hanging="440"/>
+      </w:pPr>
+      <w:rPr>
+        <w:rFonts w:ascii="Wingdings" w:hAnsi="Wingdings" w:hint="default"/>
+      </w:rPr>
+    </w:lvl>
+    <w:lvl w:ilvl="3" w:tplc="04090001" w:tentative="1">
+      <w:start w:val="1"/>
+      <w:numFmt w:val="bullet"/>
+      <w:lvlText w:val=""/>
+      <w:lvlJc w:val="left"/>
+      <w:pPr>
+        <w:ind w:left="1997" w:hanging="440"/>
+      </w:pPr>
+      <w:rPr>
+        <w:rFonts w:ascii="Wingdings" w:hAnsi="Wingdings" w:hint="default"/>
+      </w:rPr>
+    </w:lvl>
+    <w:lvl w:ilvl="4" w:tplc="04090003" w:tentative="1">
+      <w:start w:val="1"/>
+      <w:numFmt w:val="bullet"/>
+      <w:lvlText w:val=""/>
+      <w:lvlJc w:val="left"/>
+      <w:pPr>
+        <w:ind w:left="2437" w:hanging="440"/>
+      </w:pPr>
+      <w:rPr>
+        <w:rFonts w:ascii="Wingdings" w:hAnsi="Wingdings" w:hint="default"/>
+      </w:rPr>
+    </w:lvl>
+    <w:lvl w:ilvl="5" w:tplc="04090005" w:tentative="1">
+      <w:start w:val="1"/>
+      <w:numFmt w:val="bullet"/>
+      <w:lvlText w:val=""/>
+      <w:lvlJc w:val="left"/>
+      <w:pPr>
+        <w:ind w:left="2877" w:hanging="440"/>
+      </w:pPr>
+      <w:rPr>
+        <w:rFonts w:ascii="Wingdings" w:hAnsi="Wingdings" w:hint="default"/>
+      </w:rPr>
+    </w:lvl>
+    <w:lvl w:ilvl="6" w:tplc="04090001" w:tentative="1">
+      <w:start w:val="1"/>
+      <w:numFmt w:val="bullet"/>
+      <w:lvlText w:val=""/>
+      <w:lvlJc w:val="left"/>
+      <w:pPr>
+        <w:ind w:left="3317" w:hanging="440"/>
+      </w:pPr>
+      <w:rPr>
+        <w:rFonts w:ascii="Wingdings" w:hAnsi="Wingdings" w:hint="default"/>
+      </w:rPr>
+    </w:lvl>
+    <w:lvl w:ilvl="7" w:tplc="04090003" w:tentative="1">
+      <w:start w:val="1"/>
+      <w:numFmt w:val="bullet"/>
+      <w:lvlText w:val=""/>
+      <w:lvlJc w:val="left"/>
+      <w:pPr>
+        <w:ind w:left="3757" w:hanging="440"/>
+      </w:pPr>
+      <w:rPr>
+        <w:rFonts w:ascii="Wingdings" w:hAnsi="Wingdings" w:hint="default"/>
+      </w:rPr>
+    </w:lvl>
+    <w:lvl w:ilvl="8" w:tplc="04090005" w:tentative="1">
+      <w:start w:val="1"/>
+      <w:numFmt w:val="bullet"/>
+      <w:lvlText w:val=""/>
+      <w:lvlJc w:val="left"/>
+      <w:pPr>
+        <w:ind w:left="4197" w:hanging="440"/>
+      </w:pPr>
+      <w:rPr>
+        <w:rFonts w:ascii="Wingdings" w:hAnsi="Wingdings" w:hint="default"/>
+      </w:rPr>
+    </w:lvl>
+  </w:abstractNum>
+  <w:abstractNum w:abstractNumId="2" w15:restartNumberingAfterBreak="0">
+    <w:nsid w:val="3A1863F0"/>
+    <w:multiLevelType w:val="hybridMultilevel"/>
+    <w:tmpl w:val="962C88AE"/>
+    <w:lvl w:ilvl="0" w:tplc="04090001">
+      <w:start w:val="1"/>
+      <w:numFmt w:val="bullet"/>
+      <w:lvlText w:val=""/>
+      <w:lvlJc w:val="left"/>
+      <w:pPr>
+        <w:ind w:left="1148" w:hanging="440"/>
+      </w:pPr>
+      <w:rPr>
+        <w:rFonts w:ascii="Wingdings" w:hAnsi="Wingdings" w:hint="default"/>
+        <w:spacing w:val="0"/>
+        <w:w w:val="98"/>
+        <w:sz w:val="18"/>
+        <w:szCs w:val="21"/>
+        <w:lang w:val="en-US" w:eastAsia="zh-CN" w:bidi="ar-SA"/>
+      </w:rPr>
+    </w:lvl>
+    <w:lvl w:ilvl="1" w:tplc="81924DD0">
+      <w:numFmt w:val="bullet"/>
+      <w:lvlText w:val="•"/>
+      <w:lvlJc w:val="left"/>
+      <w:pPr>
+        <w:ind w:left="2145" w:hanging="421"/>
+      </w:pPr>
+      <w:rPr>
+        <w:rFonts w:hint="default"/>
+        <w:lang w:val="en-US" w:eastAsia="zh-CN" w:bidi="ar-SA"/>
+      </w:rPr>
+    </w:lvl>
+    <w:lvl w:ilvl="2" w:tplc="83B423BA">
+      <w:numFmt w:val="bullet"/>
+      <w:lvlText w:val="•"/>
+      <w:lvlJc w:val="left"/>
+      <w:pPr>
+        <w:ind w:left="3169" w:hanging="421"/>
+      </w:pPr>
+      <w:rPr>
+        <w:rFonts w:hint="default"/>
+        <w:lang w:val="en-US" w:eastAsia="zh-CN" w:bidi="ar-SA"/>
+      </w:rPr>
+    </w:lvl>
+    <w:lvl w:ilvl="3" w:tplc="18664138">
+      <w:numFmt w:val="bullet"/>
+      <w:lvlText w:val="•"/>
+      <w:lvlJc w:val="left"/>
+      <w:pPr>
+        <w:ind w:left="4193" w:hanging="421"/>
+      </w:pPr>
+      <w:rPr>
+        <w:rFonts w:hint="default"/>
+        <w:lang w:val="en-US" w:eastAsia="zh-CN" w:bidi="ar-SA"/>
+      </w:rPr>
+    </w:lvl>
+    <w:lvl w:ilvl="4" w:tplc="92A4452A">
+      <w:numFmt w:val="bullet"/>
+      <w:lvlText w:val="•"/>
+      <w:lvlJc w:val="left"/>
+      <w:pPr>
+        <w:ind w:left="5217" w:hanging="421"/>
+      </w:pPr>
+      <w:rPr>
+        <w:rFonts w:hint="default"/>
+        <w:lang w:val="en-US" w:eastAsia="zh-CN" w:bidi="ar-SA"/>
+      </w:rPr>
+    </w:lvl>
+    <w:lvl w:ilvl="5" w:tplc="E9EEFF24">
+      <w:numFmt w:val="bullet"/>
+      <w:lvlText w:val="•"/>
+      <w:lvlJc w:val="left"/>
+      <w:pPr>
+        <w:ind w:left="6241" w:hanging="421"/>
+      </w:pPr>
+      <w:rPr>
+        <w:rFonts w:hint="default"/>
+        <w:lang w:val="en-US" w:eastAsia="zh-CN" w:bidi="ar-SA"/>
+      </w:rPr>
+    </w:lvl>
+    <w:lvl w:ilvl="6" w:tplc="B6B85722">
+      <w:numFmt w:val="bullet"/>
+      <w:lvlText w:val="•"/>
+      <w:lvlJc w:val="left"/>
+      <w:pPr>
+        <w:ind w:left="7264" w:hanging="421"/>
+      </w:pPr>
+      <w:rPr>
+        <w:rFonts w:hint="default"/>
+        <w:lang w:val="en-US" w:eastAsia="zh-CN" w:bidi="ar-SA"/>
+      </w:rPr>
+    </w:lvl>
+    <w:lvl w:ilvl="7" w:tplc="1FBE2010">
+      <w:numFmt w:val="bullet"/>
+      <w:lvlText w:val="•"/>
+      <w:lvlJc w:val="left"/>
+      <w:pPr>
+        <w:ind w:left="8288" w:hanging="421"/>
+      </w:pPr>
+      <w:rPr>
+        <w:rFonts w:hint="default"/>
+        <w:lang w:val="en-US" w:eastAsia="zh-CN" w:bidi="ar-SA"/>
+      </w:rPr>
+    </w:lvl>
+    <w:lvl w:ilvl="8" w:tplc="76725EBA">
+      <w:numFmt w:val="bullet"/>
+      <w:lvlText w:val="•"/>
+      <w:lvlJc w:val="left"/>
+      <w:pPr>
+        <w:ind w:left="9312" w:hanging="421"/>
+      </w:pPr>
+      <w:rPr>
+        <w:rFonts w:hint="default"/>
+        <w:lang w:val="en-US" w:eastAsia="zh-CN" w:bidi="ar-SA"/>
+      </w:rPr>
+    </w:lvl>
+  </w:abstractNum>
+  <w:abstractNum w:abstractNumId="3" w15:restartNumberingAfterBreak="0">
+    <w:nsid w:val="41261DC6"/>
+    <w:multiLevelType w:val="hybridMultilevel"/>
+    <w:tmpl w:val="4D504456"/>
+    <w:lvl w:ilvl="0" w:tplc="04090001">
+      <w:start w:val="1"/>
+      <w:numFmt w:val="bullet"/>
+      <w:lvlText w:val=""/>
+      <w:lvlJc w:val="left"/>
+      <w:pPr>
+        <w:ind w:left="689" w:hanging="440"/>
+      </w:pPr>
+      <w:rPr>
+        <w:rFonts w:ascii="Wingdings" w:hAnsi="Wingdings" w:hint="default"/>
+        <w:b w:val="0"/>
+        <w:bCs w:val="0"/>
+        <w:i w:val="0"/>
+        <w:iCs w:val="0"/>
+        <w:color w:val="595959" w:themeColor="text1" w:themeTint="A6"/>
+        <w:spacing w:val="0"/>
+        <w:w w:val="100"/>
+        <w:sz w:val="18"/>
+        <w:szCs w:val="18"/>
+        <w:lang w:val="en-US" w:eastAsia="zh-CN" w:bidi="ar-SA"/>
+      </w:rPr>
+    </w:lvl>
+    <w:lvl w:ilvl="1" w:tplc="04090003" w:tentative="1">
+      <w:start w:val="1"/>
+      <w:numFmt w:val="bullet"/>
+      <w:lvlText w:val=""/>
+      <w:lvlJc w:val="left"/>
+      <w:pPr>
+        <w:ind w:left="1129" w:hanging="440"/>
+      </w:pPr>
+      <w:rPr>
+        <w:rFonts w:ascii="Wingdings" w:hAnsi="Wingdings" w:hint="default"/>
+      </w:rPr>
+    </w:lvl>
+    <w:lvl w:ilvl="2" w:tplc="04090005" w:tentative="1">
+      <w:start w:val="1"/>
+      <w:numFmt w:val="bullet"/>
+      <w:lvlText w:val=""/>
+      <w:lvlJc w:val="left"/>
+      <w:pPr>
+        <w:ind w:left="1569" w:hanging="440"/>
+      </w:pPr>
+      <w:rPr>
+        <w:rFonts w:ascii="Wingdings" w:hAnsi="Wingdings" w:hint="default"/>
+      </w:rPr>
+    </w:lvl>
+    <w:lvl w:ilvl="3" w:tplc="04090001" w:tentative="1">
+      <w:start w:val="1"/>
+      <w:numFmt w:val="bullet"/>
+      <w:lvlText w:val=""/>
+      <w:lvlJc w:val="left"/>
+      <w:pPr>
+        <w:ind w:left="2009" w:hanging="440"/>
+      </w:pPr>
+      <w:rPr>
+        <w:rFonts w:ascii="Wingdings" w:hAnsi="Wingdings" w:hint="default"/>
+      </w:rPr>
+    </w:lvl>
+    <w:lvl w:ilvl="4" w:tplc="04090003" w:tentative="1">
+      <w:start w:val="1"/>
+      <w:numFmt w:val="bullet"/>
+      <w:lvlText w:val=""/>
+      <w:lvlJc w:val="left"/>
+      <w:pPr>
+        <w:ind w:left="2449" w:hanging="440"/>
+      </w:pPr>
+      <w:rPr>
+        <w:rFonts w:ascii="Wingdings" w:hAnsi="Wingdings" w:hint="default"/>
+      </w:rPr>
+    </w:lvl>
+    <w:lvl w:ilvl="5" w:tplc="04090005" w:tentative="1">
+      <w:start w:val="1"/>
+      <w:numFmt w:val="bullet"/>
+      <w:lvlText w:val=""/>
+      <w:lvlJc w:val="left"/>
+      <w:pPr>
+        <w:ind w:left="2889" w:hanging="440"/>
+      </w:pPr>
+      <w:rPr>
+        <w:rFonts w:ascii="Wingdings" w:hAnsi="Wingdings" w:hint="default"/>
+      </w:rPr>
+    </w:lvl>
+    <w:lvl w:ilvl="6" w:tplc="04090001" w:tentative="1">
+      <w:start w:val="1"/>
+      <w:numFmt w:val="bullet"/>
+      <w:lvlText w:val=""/>
+      <w:lvlJc w:val="left"/>
+      <w:pPr>
+        <w:ind w:left="3329" w:hanging="440"/>
+      </w:pPr>
+      <w:rPr>
+        <w:rFonts w:ascii="Wingdings" w:hAnsi="Wingdings" w:hint="default"/>
+      </w:rPr>
+    </w:lvl>
+    <w:lvl w:ilvl="7" w:tplc="04090003" w:tentative="1">
+      <w:start w:val="1"/>
+      <w:numFmt w:val="bullet"/>
+      <w:lvlText w:val=""/>
+      <w:lvlJc w:val="left"/>
+      <w:pPr>
+        <w:ind w:left="3769" w:hanging="440"/>
+      </w:pPr>
+      <w:rPr>
+        <w:rFonts w:ascii="Wingdings" w:hAnsi="Wingdings" w:hint="default"/>
+      </w:rPr>
+    </w:lvl>
+    <w:lvl w:ilvl="8" w:tplc="04090005" w:tentative="1">
+      <w:start w:val="1"/>
+      <w:numFmt w:val="bullet"/>
+      <w:lvlText w:val=""/>
+      <w:lvlJc w:val="left"/>
+      <w:pPr>
+        <w:ind w:left="4209" w:hanging="440"/>
+      </w:pPr>
+      <w:rPr>
+        <w:rFonts w:ascii="Wingdings" w:hAnsi="Wingdings" w:hint="default"/>
+      </w:rPr>
+    </w:lvl>
+  </w:abstractNum>
+  <w:abstractNum w:abstractNumId="4" w15:restartNumberingAfterBreak="0">
+    <w:nsid w:val="6726689F"/>
+    <w:multiLevelType w:val="hybridMultilevel"/>
+    <w:tmpl w:val="A9F81AC6"/>
+    <w:lvl w:ilvl="0" w:tplc="04090001">
+      <w:start w:val="1"/>
+      <w:numFmt w:val="bullet"/>
+      <w:lvlText w:val=""/>
+      <w:lvlJc w:val="left"/>
+      <w:pPr>
+        <w:ind w:left="689" w:hanging="440"/>
+      </w:pPr>
+      <w:rPr>
+        <w:rFonts w:ascii="Wingdings" w:hAnsi="Wingdings" w:hint="default"/>
+      </w:rPr>
+    </w:lvl>
+    <w:lvl w:ilvl="1" w:tplc="04090003" w:tentative="1">
+      <w:start w:val="1"/>
+      <w:numFmt w:val="bullet"/>
+      <w:lvlText w:val=""/>
+      <w:lvlJc w:val="left"/>
+      <w:pPr>
+        <w:ind w:left="1129" w:hanging="440"/>
+      </w:pPr>
+      <w:rPr>
+        <w:rFonts w:ascii="Wingdings" w:hAnsi="Wingdings" w:hint="default"/>
+      </w:rPr>
+    </w:lvl>
+    <w:lvl w:ilvl="2" w:tplc="04090005" w:tentative="1">
+      <w:start w:val="1"/>
+      <w:numFmt w:val="bullet"/>
+      <w:lvlText w:val=""/>
+      <w:lvlJc w:val="left"/>
+      <w:pPr>
+        <w:ind w:left="1569" w:hanging="440"/>
+      </w:pPr>
+      <w:rPr>
+        <w:rFonts w:ascii="Wingdings" w:hAnsi="Wingdings" w:hint="default"/>
+      </w:rPr>
+    </w:lvl>
+    <w:lvl w:ilvl="3" w:tplc="04090001" w:tentative="1">
+      <w:start w:val="1"/>
+      <w:numFmt w:val="bullet"/>
+      <w:lvlText w:val=""/>
+      <w:lvlJc w:val="left"/>
+      <w:pPr>
+        <w:ind w:left="2009" w:hanging="440"/>
+      </w:pPr>
+      <w:rPr>
+        <w:rFonts w:ascii="Wingdings" w:hAnsi="Wingdings" w:hint="default"/>
+      </w:rPr>
+    </w:lvl>
+    <w:lvl w:ilvl="4" w:tplc="04090003" w:tentative="1">
+      <w:start w:val="1"/>
+      <w:numFmt w:val="bullet"/>
+      <w:lvlText w:val=""/>
+      <w:lvlJc w:val="left"/>
+      <w:pPr>
+        <w:ind w:left="2449" w:hanging="440"/>
+      </w:pPr>
+      <w:rPr>
+        <w:rFonts w:ascii="Wingdings" w:hAnsi="Wingdings" w:hint="default"/>
+      </w:rPr>
+    </w:lvl>
+    <w:lvl w:ilvl="5" w:tplc="04090005" w:tentative="1">
+      <w:start w:val="1"/>
+      <w:numFmt w:val="bullet"/>
+      <w:lvlText w:val=""/>
+      <w:lvlJc w:val="left"/>
+      <w:pPr>
+        <w:ind w:left="2889" w:hanging="440"/>
+      </w:pPr>
+      <w:rPr>
+        <w:rFonts w:ascii="Wingdings" w:hAnsi="Wingdings" w:hint="default"/>
+      </w:rPr>
+    </w:lvl>
+    <w:lvl w:ilvl="6" w:tplc="04090001" w:tentative="1">
+      <w:start w:val="1"/>
+      <w:numFmt w:val="bullet"/>
+      <w:lvlText w:val=""/>
+      <w:lvlJc w:val="left"/>
+      <w:pPr>
+        <w:ind w:left="3329" w:hanging="440"/>
+      </w:pPr>
+      <w:rPr>
+        <w:rFonts w:ascii="Wingdings" w:hAnsi="Wingdings" w:hint="default"/>
+      </w:rPr>
+    </w:lvl>
+    <w:lvl w:ilvl="7" w:tplc="04090003" w:tentative="1">
+      <w:start w:val="1"/>
+      <w:numFmt w:val="bullet"/>
+      <w:lvlText w:val=""/>
+      <w:lvlJc w:val="left"/>
+      <w:pPr>
+        <w:ind w:left="3769" w:hanging="440"/>
+      </w:pPr>
+      <w:rPr>
+        <w:rFonts w:ascii="Wingdings" w:hAnsi="Wingdings" w:hint="default"/>
+      </w:rPr>
+    </w:lvl>
+    <w:lvl w:ilvl="8" w:tplc="04090005" w:tentative="1">
+      <w:start w:val="1"/>
+      <w:numFmt w:val="bullet"/>
+      <w:lvlText w:val=""/>
+      <w:lvlJc w:val="left"/>
+      <w:pPr>
+        <w:ind w:left="4209" w:hanging="440"/>
+      </w:pPr>
+      <w:rPr>
+        <w:rFonts w:ascii="Wingdings" w:hAnsi="Wingdings" w:hint="default"/>
+      </w:rPr>
+    </w:lvl>
+  </w:abstractNum>
+  <w:abstractNum w:abstractNumId="5" w15:restartNumberingAfterBreak="0">
+    <w:nsid w:val="68F830F9"/>
+    <w:multiLevelType w:val="hybridMultilevel"/>
+    <w:tmpl w:val="9B58EDE4"/>
+    <w:lvl w:ilvl="0" w:tplc="E53A7AC2">
       <w:numFmt w:val="bullet"/>
       <w:lvlText w:val="●"/>
       <w:lvlJc w:val="left"/>
       <w:pPr>
-        <w:ind w:left="677" w:hanging="440"/>
+        <w:ind w:left="689" w:hanging="440"/>
       </w:pPr>
       <w:rPr>
         <w:rFonts w:ascii="微软雅黑" w:eastAsia="微软雅黑" w:hAnsi="微软雅黑" w:cs="微软雅黑" w:hint="default"/>
@@ -7366,7 +7842,7 @@
       <w:lvlText w:val=""/>
       <w:lvlJc w:val="left"/>
       <w:pPr>
-        <w:ind w:left="1117" w:hanging="440"/>
+        <w:ind w:left="1129" w:hanging="440"/>
       </w:pPr>
       <w:rPr>
         <w:rFonts w:ascii="Wingdings" w:hAnsi="Wingdings" w:hint="default"/>
@@ -7378,7 +7854,7 @@
       <w:lvlText w:val=""/>
       <w:lvlJc w:val="left"/>
       <w:pPr>
-        <w:ind w:left="1557" w:hanging="440"/>
+        <w:ind w:left="1569" w:hanging="440"/>
       </w:pPr>
       <w:rPr>
         <w:rFonts w:ascii="Wingdings" w:hAnsi="Wingdings" w:hint="default"/>
@@ -7390,7 +7866,7 @@
       <w:lvlText w:val=""/>
       <w:lvlJc w:val="left"/>
       <w:pPr>
-        <w:ind w:left="1997" w:hanging="440"/>
+        <w:ind w:left="2009" w:hanging="440"/>
       </w:pPr>
       <w:rPr>
         <w:rFonts w:ascii="Wingdings" w:hAnsi="Wingdings" w:hint="default"/>
@@ -7402,7 +7878,7 @@
       <w:lvlText w:val=""/>
       <w:lvlJc w:val="left"/>
       <w:pPr>
-        <w:ind w:left="2437" w:hanging="440"/>
+        <w:ind w:left="2449" w:hanging="440"/>
       </w:pPr>
       <w:rPr>
         <w:rFonts w:ascii="Wingdings" w:hAnsi="Wingdings" w:hint="default"/>
@@ -7414,7 +7890,7 @@
       <w:lvlText w:val=""/>
       <w:lvlJc w:val="left"/>
       <w:pPr>
-        <w:ind w:left="2877" w:hanging="440"/>
+        <w:ind w:left="2889" w:hanging="440"/>
       </w:pPr>
       <w:rPr>
         <w:rFonts w:ascii="Wingdings" w:hAnsi="Wingdings" w:hint="default"/>
@@ -7426,7 +7902,7 @@
       <w:lvlText w:val=""/>
       <w:lvlJc w:val="left"/>
       <w:pPr>
-        <w:ind w:left="3317" w:hanging="440"/>
+        <w:ind w:left="3329" w:hanging="440"/>
       </w:pPr>
       <w:rPr>
         <w:rFonts w:ascii="Wingdings" w:hAnsi="Wingdings" w:hint="default"/>
@@ -7438,7 +7914,7 @@
       <w:lvlText w:val=""/>
       <w:lvlJc w:val="left"/>
       <w:pPr>
-        <w:ind w:left="3757" w:hanging="440"/>
+        <w:ind w:left="3769" w:hanging="440"/>
       </w:pPr>
       <w:rPr>
         <w:rFonts w:ascii="Wingdings" w:hAnsi="Wingdings" w:hint="default"/>
@@ -7450,123 +7926,128 @@
       <w:lvlText w:val=""/>
       <w:lvlJc w:val="left"/>
       <w:pPr>
-        <w:ind w:left="4197" w:hanging="440"/>
+        <w:ind w:left="4209" w:hanging="440"/>
       </w:pPr>
       <w:rPr>
         <w:rFonts w:ascii="Wingdings" w:hAnsi="Wingdings" w:hint="default"/>
       </w:rPr>
     </w:lvl>
   </w:abstractNum>
-  <w:abstractNum w:abstractNumId="2" w15:restartNumberingAfterBreak="0">
-    <w:nsid w:val="3A1863F0"/>
+  <w:abstractNum w:abstractNumId="6" w15:restartNumberingAfterBreak="0">
+    <w:nsid w:val="729C0A5C"/>
     <w:multiLevelType w:val="hybridMultilevel"/>
-    <w:tmpl w:val="C5A25EBA"/>
-    <w:lvl w:ilvl="0" w:tplc="80C20B2E">
+    <w:tmpl w:val="DDD4D12E"/>
+    <w:lvl w:ilvl="0" w:tplc="783889BA">
       <w:numFmt w:val="bullet"/>
-      <w:lvlText w:val=""/>
+      <w:lvlText w:val="●"/>
       <w:lvlJc w:val="left"/>
       <w:pPr>
-        <w:ind w:left="1129" w:hanging="421"/>
+        <w:ind w:left="677" w:hanging="440"/>
       </w:pPr>
       <w:rPr>
-        <w:rFonts w:ascii="Wingdings" w:eastAsia="Wingdings" w:hAnsi="Wingdings" w:cs="Wingdings" w:hint="default"/>
+        <w:rFonts w:ascii="Wingdings" w:eastAsia="微软雅黑" w:hAnsi="Wingdings" w:cs="微软雅黑" w:hint="default"/>
+        <w:b w:val="0"/>
+        <w:bCs w:val="0"/>
+        <w:i w:val="0"/>
+        <w:iCs w:val="0"/>
+        <w:color w:val="595959" w:themeColor="text1" w:themeTint="A6"/>
         <w:spacing w:val="0"/>
-        <w:w w:val="98"/>
+        <w:w w:val="100"/>
         <w:sz w:val="18"/>
-        <w:szCs w:val="21"/>
+        <w:szCs w:val="18"/>
         <w:lang w:val="en-US" w:eastAsia="zh-CN" w:bidi="ar-SA"/>
       </w:rPr>
     </w:lvl>
-    <w:lvl w:ilvl="1" w:tplc="81924DD0">
+    <w:lvl w:ilvl="1" w:tplc="A3FC8A4C">
       <w:numFmt w:val="bullet"/>
       <w:lvlText w:val="•"/>
       <w:lvlJc w:val="left"/>
       <w:pPr>
-        <w:ind w:left="2145" w:hanging="421"/>
+        <w:ind w:left="1473" w:hanging="205"/>
       </w:pPr>
       <w:rPr>
         <w:rFonts w:hint="default"/>
         <w:lang w:val="en-US" w:eastAsia="zh-CN" w:bidi="ar-SA"/>
       </w:rPr>
     </w:lvl>
-    <w:lvl w:ilvl="2" w:tplc="83B423BA">
+    <w:lvl w:ilvl="2" w:tplc="F0A0C036">
       <w:numFmt w:val="bullet"/>
       <w:lvlText w:val="•"/>
       <w:lvlJc w:val="left"/>
       <w:pPr>
-        <w:ind w:left="3169" w:hanging="421"/>
+        <w:ind w:left="2507" w:hanging="205"/>
       </w:pPr>
       <w:rPr>
         <w:rFonts w:hint="default"/>
         <w:lang w:val="en-US" w:eastAsia="zh-CN" w:bidi="ar-SA"/>
       </w:rPr>
     </w:lvl>
-    <w:lvl w:ilvl="3" w:tplc="18664138">
+    <w:lvl w:ilvl="3" w:tplc="5D4C9236">
       <w:numFmt w:val="bullet"/>
       <w:lvlText w:val="•"/>
       <w:lvlJc w:val="left"/>
       <w:pPr>
-        <w:ind w:left="4193" w:hanging="421"/>
+        <w:ind w:left="3541" w:hanging="205"/>
       </w:pPr>
       <w:rPr>
         <w:rFonts w:hint="default"/>
         <w:lang w:val="en-US" w:eastAsia="zh-CN" w:bidi="ar-SA"/>
       </w:rPr>
     </w:lvl>
-    <w:lvl w:ilvl="4" w:tplc="92A4452A">
+    <w:lvl w:ilvl="4" w:tplc="A8BA5FF4">
       <w:numFmt w:val="bullet"/>
       <w:lvlText w:val="•"/>
       <w:lvlJc w:val="left"/>
       <w:pPr>
-        <w:ind w:left="5217" w:hanging="421"/>
+        <w:ind w:left="4575" w:hanging="205"/>
       </w:pPr>
       <w:rPr>
         <w:rFonts w:hint="default"/>
         <w:lang w:val="en-US" w:eastAsia="zh-CN" w:bidi="ar-SA"/>
       </w:rPr>
     </w:lvl>
-    <w:lvl w:ilvl="5" w:tplc="E9EEFF24">
+    <w:lvl w:ilvl="5" w:tplc="721E7DC4">
       <w:numFmt w:val="bullet"/>
       <w:lvlText w:val="•"/>
       <w:lvlJc w:val="left"/>
       <w:pPr>
-        <w:ind w:left="6241" w:hanging="421"/>
+        <w:ind w:left="5609" w:hanging="205"/>
       </w:pPr>
       <w:rPr>
         <w:rFonts w:hint="default"/>
         <w:lang w:val="en-US" w:eastAsia="zh-CN" w:bidi="ar-SA"/>
       </w:rPr>
     </w:lvl>
-    <w:lvl w:ilvl="6" w:tplc="B6B85722">
+    <w:lvl w:ilvl="6" w:tplc="278474D0">
       <w:numFmt w:val="bullet"/>
       <w:lvlText w:val="•"/>
       <w:lvlJc w:val="left"/>
       <w:pPr>
-        <w:ind w:left="7264" w:hanging="421"/>
+        <w:ind w:left="6642" w:hanging="205"/>
       </w:pPr>
       <w:rPr>
         <w:rFonts w:hint="default"/>
         <w:lang w:val="en-US" w:eastAsia="zh-CN" w:bidi="ar-SA"/>
       </w:rPr>
     </w:lvl>
-    <w:lvl w:ilvl="7" w:tplc="1FBE2010">
+    <w:lvl w:ilvl="7" w:tplc="D4EE42C6">
       <w:numFmt w:val="bullet"/>
       <w:lvlText w:val="•"/>
       <w:lvlJc w:val="left"/>
       <w:pPr>
-        <w:ind w:left="8288" w:hanging="421"/>
+        <w:ind w:left="7676" w:hanging="205"/>
       </w:pPr>
       <w:rPr>
         <w:rFonts w:hint="default"/>
         <w:lang w:val="en-US" w:eastAsia="zh-CN" w:bidi="ar-SA"/>
       </w:rPr>
     </w:lvl>
-    <w:lvl w:ilvl="8" w:tplc="76725EBA">
+    <w:lvl w:ilvl="8" w:tplc="2C320906">
       <w:numFmt w:val="bullet"/>
       <w:lvlText w:val="•"/>
       <w:lvlJc w:val="left"/>
       <w:pPr>
-        <w:ind w:left="9312" w:hanging="421"/>
+        <w:ind w:left="8710" w:hanging="205"/>
       </w:pPr>
       <w:rPr>
         <w:rFonts w:hint="default"/>
@@ -7574,11 +8055,11 @@
       </w:rPr>
     </w:lvl>
   </w:abstractNum>
-  <w:abstractNum w:abstractNumId="3" w15:restartNumberingAfterBreak="0">
-    <w:nsid w:val="41261DC6"/>
+  <w:abstractNum w:abstractNumId="7" w15:restartNumberingAfterBreak="0">
+    <w:nsid w:val="73E57A4D"/>
     <w:multiLevelType w:val="hybridMultilevel"/>
-    <w:tmpl w:val="226CDEB2"/>
-    <w:lvl w:ilvl="0" w:tplc="D1507372">
+    <w:tmpl w:val="45180DE8"/>
+    <w:lvl w:ilvl="0" w:tplc="E9064848">
       <w:numFmt w:val="bullet"/>
       <w:lvlText w:val="●"/>
       <w:lvlJc w:val="left"/>
@@ -7696,19 +8177,20 @@
       </w:rPr>
     </w:lvl>
   </w:abstractNum>
-  <w:abstractNum w:abstractNumId="4" w15:restartNumberingAfterBreak="0">
-    <w:nsid w:val="68F830F9"/>
+  <w:abstractNum w:abstractNumId="8" w15:restartNumberingAfterBreak="0">
+    <w:nsid w:val="75B27006"/>
     <w:multiLevelType w:val="hybridMultilevel"/>
-    <w:tmpl w:val="9B58EDE4"/>
-    <w:lvl w:ilvl="0" w:tplc="E53A7AC2">
+    <w:tmpl w:val="6C0442CC"/>
+    <w:lvl w:ilvl="0" w:tplc="04090001">
+      <w:start w:val="1"/>
       <w:numFmt w:val="bullet"/>
-      <w:lvlText w:val="●"/>
+      <w:lvlText w:val=""/>
       <w:lvlJc w:val="left"/>
       <w:pPr>
         <w:ind w:left="689" w:hanging="440"/>
       </w:pPr>
       <w:rPr>
-        <w:rFonts w:ascii="微软雅黑" w:eastAsia="微软雅黑" w:hAnsi="微软雅黑" w:cs="微软雅黑" w:hint="default"/>
+        <w:rFonts w:ascii="Wingdings" w:hAnsi="Wingdings" w:hint="default"/>
         <w:b w:val="0"/>
         <w:bCs w:val="0"/>
         <w:i w:val="0"/>
@@ -7818,151 +8300,20 @@
       </w:rPr>
     </w:lvl>
   </w:abstractNum>
-  <w:abstractNum w:abstractNumId="5" w15:restartNumberingAfterBreak="0">
-    <w:nsid w:val="729C0A5C"/>
+  <w:abstractNum w:abstractNumId="9" w15:restartNumberingAfterBreak="0">
+    <w:nsid w:val="79F46B1B"/>
     <w:multiLevelType w:val="hybridMultilevel"/>
-    <w:tmpl w:val="DDD4D12E"/>
-    <w:lvl w:ilvl="0" w:tplc="783889BA">
+    <w:tmpl w:val="7E32E012"/>
+    <w:lvl w:ilvl="0" w:tplc="04090001">
+      <w:start w:val="1"/>
       <w:numFmt w:val="bullet"/>
-      <w:lvlText w:val="●"/>
+      <w:lvlText w:val=""/>
       <w:lvlJc w:val="left"/>
       <w:pPr>
-        <w:ind w:left="677" w:hanging="440"/>
+        <w:ind w:left="689" w:hanging="440"/>
       </w:pPr>
       <w:rPr>
-        <w:rFonts w:ascii="Wingdings" w:eastAsia="微软雅黑" w:hAnsi="Wingdings" w:cs="微软雅黑" w:hint="default"/>
-        <w:b w:val="0"/>
-        <w:bCs w:val="0"/>
-        <w:i w:val="0"/>
-        <w:iCs w:val="0"/>
-        <w:color w:val="595959" w:themeColor="text1" w:themeTint="A6"/>
-        <w:spacing w:val="0"/>
-        <w:w w:val="100"/>
-        <w:sz w:val="18"/>
-        <w:szCs w:val="18"/>
-        <w:lang w:val="en-US" w:eastAsia="zh-CN" w:bidi="ar-SA"/>
-      </w:rPr>
-    </w:lvl>
-    <w:lvl w:ilvl="1" w:tplc="A3FC8A4C">
-      <w:numFmt w:val="bullet"/>
-      <w:lvlText w:val="•"/>
-      <w:lvlJc w:val="left"/>
-      <w:pPr>
-        <w:ind w:left="1473" w:hanging="205"/>
-      </w:pPr>
-      <w:rPr>
-        <w:rFonts w:hint="default"/>
-        <w:lang w:val="en-US" w:eastAsia="zh-CN" w:bidi="ar-SA"/>
-      </w:rPr>
-    </w:lvl>
-    <w:lvl w:ilvl="2" w:tplc="F0A0C036">
-      <w:numFmt w:val="bullet"/>
-      <w:lvlText w:val="•"/>
-      <w:lvlJc w:val="left"/>
-      <w:pPr>
-        <w:ind w:left="2507" w:hanging="205"/>
-      </w:pPr>
-      <w:rPr>
-        <w:rFonts w:hint="default"/>
-        <w:lang w:val="en-US" w:eastAsia="zh-CN" w:bidi="ar-SA"/>
-      </w:rPr>
-    </w:lvl>
-    <w:lvl w:ilvl="3" w:tplc="5D4C9236">
-      <w:numFmt w:val="bullet"/>
-      <w:lvlText w:val="•"/>
-      <w:lvlJc w:val="left"/>
-      <w:pPr>
-        <w:ind w:left="3541" w:hanging="205"/>
-      </w:pPr>
-      <w:rPr>
-        <w:rFonts w:hint="default"/>
-        <w:lang w:val="en-US" w:eastAsia="zh-CN" w:bidi="ar-SA"/>
-      </w:rPr>
-    </w:lvl>
-    <w:lvl w:ilvl="4" w:tplc="A8BA5FF4">
-      <w:numFmt w:val="bullet"/>
-      <w:lvlText w:val="•"/>
-      <w:lvlJc w:val="left"/>
-      <w:pPr>
-        <w:ind w:left="4575" w:hanging="205"/>
-      </w:pPr>
-      <w:rPr>
-        <w:rFonts w:hint="default"/>
-        <w:lang w:val="en-US" w:eastAsia="zh-CN" w:bidi="ar-SA"/>
-      </w:rPr>
-    </w:lvl>
-    <w:lvl w:ilvl="5" w:tplc="721E7DC4">
-      <w:numFmt w:val="bullet"/>
-      <w:lvlText w:val="•"/>
-      <w:lvlJc w:val="left"/>
-      <w:pPr>
-        <w:ind w:left="5609" w:hanging="205"/>
-      </w:pPr>
-      <w:rPr>
-        <w:rFonts w:hint="default"/>
-        <w:lang w:val="en-US" w:eastAsia="zh-CN" w:bidi="ar-SA"/>
-      </w:rPr>
-    </w:lvl>
-    <w:lvl w:ilvl="6" w:tplc="278474D0">
-      <w:numFmt w:val="bullet"/>
-      <w:lvlText w:val="•"/>
-      <w:lvlJc w:val="left"/>
-      <w:pPr>
-        <w:ind w:left="6642" w:hanging="205"/>
-      </w:pPr>
-      <w:rPr>
-        <w:rFonts w:hint="default"/>
-        <w:lang w:val="en-US" w:eastAsia="zh-CN" w:bidi="ar-SA"/>
-      </w:rPr>
-    </w:lvl>
-    <w:lvl w:ilvl="7" w:tplc="D4EE42C6">
-      <w:numFmt w:val="bullet"/>
-      <w:lvlText w:val="•"/>
-      <w:lvlJc w:val="left"/>
-      <w:pPr>
-        <w:ind w:left="7676" w:hanging="205"/>
-      </w:pPr>
-      <w:rPr>
-        <w:rFonts w:hint="default"/>
-        <w:lang w:val="en-US" w:eastAsia="zh-CN" w:bidi="ar-SA"/>
-      </w:rPr>
-    </w:lvl>
-    <w:lvl w:ilvl="8" w:tplc="2C320906">
-      <w:numFmt w:val="bullet"/>
-      <w:lvlText w:val="•"/>
-      <w:lvlJc w:val="left"/>
-      <w:pPr>
-        <w:ind w:left="8710" w:hanging="205"/>
-      </w:pPr>
-      <w:rPr>
-        <w:rFonts w:hint="default"/>
-        <w:lang w:val="en-US" w:eastAsia="zh-CN" w:bidi="ar-SA"/>
-      </w:rPr>
-    </w:lvl>
-  </w:abstractNum>
-  <w:abstractNum w:abstractNumId="6" w15:restartNumberingAfterBreak="0">
-    <w:nsid w:val="73E57A4D"/>
-    <w:multiLevelType w:val="hybridMultilevel"/>
-    <w:tmpl w:val="45180DE8"/>
-    <w:lvl w:ilvl="0" w:tplc="E9064848">
-      <w:numFmt w:val="bullet"/>
-      <w:lvlText w:val="●"/>
-      <w:lvlJc w:val="left"/>
-      <w:pPr>
-        <w:ind w:left="689" w:hanging="440"/>
-      </w:pPr>
-      <w:rPr>
-        <w:rFonts w:ascii="微软雅黑" w:eastAsia="微软雅黑" w:hAnsi="微软雅黑" w:cs="微软雅黑" w:hint="default"/>
-        <w:b w:val="0"/>
-        <w:bCs w:val="0"/>
-        <w:i w:val="0"/>
-        <w:iCs w:val="0"/>
-        <w:color w:val="595959" w:themeColor="text1" w:themeTint="A6"/>
-        <w:spacing w:val="0"/>
-        <w:w w:val="100"/>
-        <w:sz w:val="18"/>
-        <w:szCs w:val="18"/>
-        <w:lang w:val="en-US" w:eastAsia="zh-CN" w:bidi="ar-SA"/>
+        <w:rFonts w:ascii="Wingdings" w:hAnsi="Wingdings" w:hint="default"/>
       </w:rPr>
     </w:lvl>
     <w:lvl w:ilvl="1" w:tplc="04090003" w:tentative="1">
@@ -8062,243 +8413,8 @@
       </w:rPr>
     </w:lvl>
   </w:abstractNum>
-  <w:abstractNum w:abstractNumId="7" w15:restartNumberingAfterBreak="0">
-    <w:nsid w:val="75B27006"/>
-    <w:multiLevelType w:val="hybridMultilevel"/>
-    <w:tmpl w:val="F604B10A"/>
-    <w:lvl w:ilvl="0" w:tplc="3BC43A4A">
-      <w:numFmt w:val="bullet"/>
-      <w:lvlText w:val="●"/>
-      <w:lvlJc w:val="left"/>
-      <w:pPr>
-        <w:ind w:left="689" w:hanging="440"/>
-      </w:pPr>
-      <w:rPr>
-        <w:rFonts w:ascii="微软雅黑" w:eastAsia="微软雅黑" w:hAnsi="微软雅黑" w:cs="微软雅黑" w:hint="default"/>
-        <w:b w:val="0"/>
-        <w:bCs w:val="0"/>
-        <w:i w:val="0"/>
-        <w:iCs w:val="0"/>
-        <w:color w:val="595959" w:themeColor="text1" w:themeTint="A6"/>
-        <w:spacing w:val="0"/>
-        <w:w w:val="100"/>
-        <w:sz w:val="18"/>
-        <w:szCs w:val="18"/>
-        <w:lang w:val="en-US" w:eastAsia="zh-CN" w:bidi="ar-SA"/>
-      </w:rPr>
-    </w:lvl>
-    <w:lvl w:ilvl="1" w:tplc="04090003" w:tentative="1">
-      <w:start w:val="1"/>
-      <w:numFmt w:val="bullet"/>
-      <w:lvlText w:val=""/>
-      <w:lvlJc w:val="left"/>
-      <w:pPr>
-        <w:ind w:left="1129" w:hanging="440"/>
-      </w:pPr>
-      <w:rPr>
-        <w:rFonts w:ascii="Wingdings" w:hAnsi="Wingdings" w:hint="default"/>
-      </w:rPr>
-    </w:lvl>
-    <w:lvl w:ilvl="2" w:tplc="04090005" w:tentative="1">
-      <w:start w:val="1"/>
-      <w:numFmt w:val="bullet"/>
-      <w:lvlText w:val=""/>
-      <w:lvlJc w:val="left"/>
-      <w:pPr>
-        <w:ind w:left="1569" w:hanging="440"/>
-      </w:pPr>
-      <w:rPr>
-        <w:rFonts w:ascii="Wingdings" w:hAnsi="Wingdings" w:hint="default"/>
-      </w:rPr>
-    </w:lvl>
-    <w:lvl w:ilvl="3" w:tplc="04090001" w:tentative="1">
-      <w:start w:val="1"/>
-      <w:numFmt w:val="bullet"/>
-      <w:lvlText w:val=""/>
-      <w:lvlJc w:val="left"/>
-      <w:pPr>
-        <w:ind w:left="2009" w:hanging="440"/>
-      </w:pPr>
-      <w:rPr>
-        <w:rFonts w:ascii="Wingdings" w:hAnsi="Wingdings" w:hint="default"/>
-      </w:rPr>
-    </w:lvl>
-    <w:lvl w:ilvl="4" w:tplc="04090003" w:tentative="1">
-      <w:start w:val="1"/>
-      <w:numFmt w:val="bullet"/>
-      <w:lvlText w:val=""/>
-      <w:lvlJc w:val="left"/>
-      <w:pPr>
-        <w:ind w:left="2449" w:hanging="440"/>
-      </w:pPr>
-      <w:rPr>
-        <w:rFonts w:ascii="Wingdings" w:hAnsi="Wingdings" w:hint="default"/>
-      </w:rPr>
-    </w:lvl>
-    <w:lvl w:ilvl="5" w:tplc="04090005" w:tentative="1">
-      <w:start w:val="1"/>
-      <w:numFmt w:val="bullet"/>
-      <w:lvlText w:val=""/>
-      <w:lvlJc w:val="left"/>
-      <w:pPr>
-        <w:ind w:left="2889" w:hanging="440"/>
-      </w:pPr>
-      <w:rPr>
-        <w:rFonts w:ascii="Wingdings" w:hAnsi="Wingdings" w:hint="default"/>
-      </w:rPr>
-    </w:lvl>
-    <w:lvl w:ilvl="6" w:tplc="04090001" w:tentative="1">
-      <w:start w:val="1"/>
-      <w:numFmt w:val="bullet"/>
-      <w:lvlText w:val=""/>
-      <w:lvlJc w:val="left"/>
-      <w:pPr>
-        <w:ind w:left="3329" w:hanging="440"/>
-      </w:pPr>
-      <w:rPr>
-        <w:rFonts w:ascii="Wingdings" w:hAnsi="Wingdings" w:hint="default"/>
-      </w:rPr>
-    </w:lvl>
-    <w:lvl w:ilvl="7" w:tplc="04090003" w:tentative="1">
-      <w:start w:val="1"/>
-      <w:numFmt w:val="bullet"/>
-      <w:lvlText w:val=""/>
-      <w:lvlJc w:val="left"/>
-      <w:pPr>
-        <w:ind w:left="3769" w:hanging="440"/>
-      </w:pPr>
-      <w:rPr>
-        <w:rFonts w:ascii="Wingdings" w:hAnsi="Wingdings" w:hint="default"/>
-      </w:rPr>
-    </w:lvl>
-    <w:lvl w:ilvl="8" w:tplc="04090005" w:tentative="1">
-      <w:start w:val="1"/>
-      <w:numFmt w:val="bullet"/>
-      <w:lvlText w:val=""/>
-      <w:lvlJc w:val="left"/>
-      <w:pPr>
-        <w:ind w:left="4209" w:hanging="440"/>
-      </w:pPr>
-      <w:rPr>
-        <w:rFonts w:ascii="Wingdings" w:hAnsi="Wingdings" w:hint="default"/>
-      </w:rPr>
-    </w:lvl>
-  </w:abstractNum>
-  <w:abstractNum w:abstractNumId="8" w15:restartNumberingAfterBreak="0">
-    <w:nsid w:val="79F46B1B"/>
-    <w:multiLevelType w:val="hybridMultilevel"/>
-    <w:tmpl w:val="7E32E012"/>
-    <w:lvl w:ilvl="0" w:tplc="04090001">
-      <w:start w:val="1"/>
-      <w:numFmt w:val="bullet"/>
-      <w:lvlText w:val=""/>
-      <w:lvlJc w:val="left"/>
-      <w:pPr>
-        <w:ind w:left="689" w:hanging="440"/>
-      </w:pPr>
-      <w:rPr>
-        <w:rFonts w:ascii="Wingdings" w:hAnsi="Wingdings" w:hint="default"/>
-      </w:rPr>
-    </w:lvl>
-    <w:lvl w:ilvl="1" w:tplc="04090003" w:tentative="1">
-      <w:start w:val="1"/>
-      <w:numFmt w:val="bullet"/>
-      <w:lvlText w:val=""/>
-      <w:lvlJc w:val="left"/>
-      <w:pPr>
-        <w:ind w:left="1129" w:hanging="440"/>
-      </w:pPr>
-      <w:rPr>
-        <w:rFonts w:ascii="Wingdings" w:hAnsi="Wingdings" w:hint="default"/>
-      </w:rPr>
-    </w:lvl>
-    <w:lvl w:ilvl="2" w:tplc="04090005" w:tentative="1">
-      <w:start w:val="1"/>
-      <w:numFmt w:val="bullet"/>
-      <w:lvlText w:val=""/>
-      <w:lvlJc w:val="left"/>
-      <w:pPr>
-        <w:ind w:left="1569" w:hanging="440"/>
-      </w:pPr>
-      <w:rPr>
-        <w:rFonts w:ascii="Wingdings" w:hAnsi="Wingdings" w:hint="default"/>
-      </w:rPr>
-    </w:lvl>
-    <w:lvl w:ilvl="3" w:tplc="04090001" w:tentative="1">
-      <w:start w:val="1"/>
-      <w:numFmt w:val="bullet"/>
-      <w:lvlText w:val=""/>
-      <w:lvlJc w:val="left"/>
-      <w:pPr>
-        <w:ind w:left="2009" w:hanging="440"/>
-      </w:pPr>
-      <w:rPr>
-        <w:rFonts w:ascii="Wingdings" w:hAnsi="Wingdings" w:hint="default"/>
-      </w:rPr>
-    </w:lvl>
-    <w:lvl w:ilvl="4" w:tplc="04090003" w:tentative="1">
-      <w:start w:val="1"/>
-      <w:numFmt w:val="bullet"/>
-      <w:lvlText w:val=""/>
-      <w:lvlJc w:val="left"/>
-      <w:pPr>
-        <w:ind w:left="2449" w:hanging="440"/>
-      </w:pPr>
-      <w:rPr>
-        <w:rFonts w:ascii="Wingdings" w:hAnsi="Wingdings" w:hint="default"/>
-      </w:rPr>
-    </w:lvl>
-    <w:lvl w:ilvl="5" w:tplc="04090005" w:tentative="1">
-      <w:start w:val="1"/>
-      <w:numFmt w:val="bullet"/>
-      <w:lvlText w:val=""/>
-      <w:lvlJc w:val="left"/>
-      <w:pPr>
-        <w:ind w:left="2889" w:hanging="440"/>
-      </w:pPr>
-      <w:rPr>
-        <w:rFonts w:ascii="Wingdings" w:hAnsi="Wingdings" w:hint="default"/>
-      </w:rPr>
-    </w:lvl>
-    <w:lvl w:ilvl="6" w:tplc="04090001" w:tentative="1">
-      <w:start w:val="1"/>
-      <w:numFmt w:val="bullet"/>
-      <w:lvlText w:val=""/>
-      <w:lvlJc w:val="left"/>
-      <w:pPr>
-        <w:ind w:left="3329" w:hanging="440"/>
-      </w:pPr>
-      <w:rPr>
-        <w:rFonts w:ascii="Wingdings" w:hAnsi="Wingdings" w:hint="default"/>
-      </w:rPr>
-    </w:lvl>
-    <w:lvl w:ilvl="7" w:tplc="04090003" w:tentative="1">
-      <w:start w:val="1"/>
-      <w:numFmt w:val="bullet"/>
-      <w:lvlText w:val=""/>
-      <w:lvlJc w:val="left"/>
-      <w:pPr>
-        <w:ind w:left="3769" w:hanging="440"/>
-      </w:pPr>
-      <w:rPr>
-        <w:rFonts w:ascii="Wingdings" w:hAnsi="Wingdings" w:hint="default"/>
-      </w:rPr>
-    </w:lvl>
-    <w:lvl w:ilvl="8" w:tplc="04090005" w:tentative="1">
-      <w:start w:val="1"/>
-      <w:numFmt w:val="bullet"/>
-      <w:lvlText w:val=""/>
-      <w:lvlJc w:val="left"/>
-      <w:pPr>
-        <w:ind w:left="4209" w:hanging="440"/>
-      </w:pPr>
-      <w:rPr>
-        <w:rFonts w:ascii="Wingdings" w:hAnsi="Wingdings" w:hint="default"/>
-      </w:rPr>
-    </w:lvl>
-  </w:abstractNum>
   <w:num w:numId="1" w16cid:durableId="1284195083">
-    <w:abstractNumId w:val="5"/>
+    <w:abstractNumId w:val="6"/>
   </w:num>
   <w:num w:numId="2" w16cid:durableId="1881279176">
     <w:abstractNumId w:val="2"/>
@@ -8307,22 +8423,25 @@
     <w:abstractNumId w:val="0"/>
   </w:num>
   <w:num w:numId="4" w16cid:durableId="1856338985">
-    <w:abstractNumId w:val="8"/>
+    <w:abstractNumId w:val="9"/>
   </w:num>
   <w:num w:numId="5" w16cid:durableId="592669640">
     <w:abstractNumId w:val="1"/>
   </w:num>
   <w:num w:numId="6" w16cid:durableId="1587691579">
-    <w:abstractNumId w:val="4"/>
+    <w:abstractNumId w:val="5"/>
   </w:num>
   <w:num w:numId="7" w16cid:durableId="2113623808">
-    <w:abstractNumId w:val="7"/>
+    <w:abstractNumId w:val="8"/>
   </w:num>
   <w:num w:numId="8" w16cid:durableId="106969341">
-    <w:abstractNumId w:val="6"/>
+    <w:abstractNumId w:val="7"/>
   </w:num>
   <w:num w:numId="9" w16cid:durableId="1654289854">
     <w:abstractNumId w:val="3"/>
+  </w:num>
+  <w:num w:numId="10" w16cid:durableId="566644453">
+    <w:abstractNumId w:val="4"/>
   </w:num>
 </w:numbering>
 </file>
@@ -8727,7 +8846,7 @@
   <w:style w:type="paragraph" w:default="1" w:styleId="a">
     <w:name w:val="Normal"/>
     <w:qFormat/>
-    <w:rsid w:val="00CA17A1"/>
+    <w:rsid w:val="002E109C"/>
     <w:rPr>
       <w:rFonts w:ascii="微软雅黑" w:eastAsia="微软雅黑" w:hAnsi="微软雅黑" w:cs="微软雅黑"/>
       <w:lang w:eastAsia="zh-CN"/>
